--- a/web/templates/complaint/template.docx
+++ b/web/templates/complaint/template.docx
@@ -2,53 +2,138 @@
 <file path=word/document.xml><?xml version="1.0" encoding="utf-8"?>
 <w:document xmlns:o="urn:schemas-microsoft-com:office:office" xmlns:r="http://schemas.openxmlformats.org/officeDocument/2006/relationships" xmlns:v="urn:schemas-microsoft-com:vml" xmlns:w="http://schemas.openxmlformats.org/wordprocessingml/2006/main" xmlns:w10="urn:schemas-microsoft-com:office:word" xmlns:wp="http://schemas.openxmlformats.org/drawingml/2006/wordprocessingDrawing" xmlns:wps="http://schemas.microsoft.com/office/word/2010/wordprocessingShape" xmlns:wpg="http://schemas.microsoft.com/office/word/2010/wordprocessingGroup" xmlns:mc="http://schemas.openxmlformats.org/markup-compatibility/2006" xmlns:wp14="http://schemas.microsoft.com/office/word/2010/wordprocessingDrawing" xmlns:w14="http://schemas.microsoft.com/office/word/2010/wordml" xmlns:w15="http://schemas.microsoft.com/office/word/2012/wordml" mc:Ignorable="w14 wp14 w15">
   <w:body>
-    <w:p>
-      <w:pPr>
-        <w:pStyle w:val="Normal"/>
-        <w:spacing w:before="0" w:after="0"/>
-        <w:jc w:val="right"/>
-        <w:rPr/>
-      </w:pPr>
-      <w:r>
-        <w:rPr>
-          <w:rFonts w:eastAsia="TH Sarabun New" w:cs="TH Sarabun New"/>
-          <w:b/>
-          <w:sz w:val="32"/>
-        </w:rPr>
-        <w:t>{org_name}</w:t>
-      </w:r>
-    </w:p>
-    <w:p>
-      <w:pPr>
-        <w:pStyle w:val="Normal"/>
-        <w:spacing w:before="0" w:after="0"/>
-        <w:jc w:val="right"/>
-        <w:rPr/>
-      </w:pPr>
-      <w:r>
-        <w:rPr>
-          <w:rFonts w:eastAsia="TH Sarabun New" w:cs="TH Sarabun New"/>
-          <w:b w:val="false"/>
-          <w:sz w:val="32"/>
-        </w:rPr>
-        <w:t>{address}</w:t>
-      </w:r>
-    </w:p>
+    <w:tbl>
+      <w:tblPr>
+        <w:tblW w:w="9972" w:type="dxa"/>
+        <w:tblLayout w:type="fixed"/>
+        <w:tblBorders>
+          <w:top w:val="none" w:sz="0" w:space="0"/>
+          <w:left w:val="none" w:sz="0" w:space="0"/>
+          <w:bottom w:val="none" w:sz="0" w:space="0"/>
+          <w:right w:val="none" w:sz="0" w:space="0"/>
+          <w:insideH w:val="none" w:sz="0" w:space="0"/>
+          <w:insideV w:val="none" w:sz="0" w:space="0"/>
+        </w:tblBorders>
+        <w:tblCellMar>
+          <w:top w:w="0" w:type="dxa"/>
+          <w:left w:w="0" w:type="dxa"/>
+          <w:bottom w:w="0" w:type="dxa"/>
+          <w:right w:w="0" w:type="dxa"/>
+        </w:tblCellMar>
+      </w:tblPr>
+      <w:tblGrid>
+        <w:gridCol w:w="1560"/>
+        <w:gridCol w:w="8412"/>
+      </w:tblGrid>
+      <w:tr>
+        <w:tc>
+          <w:tcPr>
+            <w:tcW w:w="1560" w:type="dxa"/>
+            <w:vAlign w:val="top"/>
+          </w:tcPr>
+          <w:p>
+            <w:pPr>
+              <w:pStyle w:val="Normal"/>
+              <w:spacing w:before="0" w:after="0"/>
+              <w:jc w:val="left"/>
+            </w:pPr>
+            <w:r>
+              <w:drawing>
+                <wp:inline distT="0" distB="0" distL="0" distR="0">
+                  <wp:extent cx="800100" cy="800100"/>
+                  <wp:docPr id="1" name="logo"/>
+                  <a:graphic xmlns:a="http://schemas.openxmlformats.org/drawingml/2006/main">
+                    <a:graphicData uri="http://schemas.openxmlformats.org/drawingml/2006/picture">
+                      <pic:pic xmlns:pic="http://schemas.openxmlformats.org/drawingml/2006/picture">
+                        <pic:nvPicPr>
+                          <pic:cNvPr id="1" name="logo"/>
+                          <pic:cNvPicPr/>
+                        </pic:nvPicPr>
+                        <pic:blipFill>
+                          <a:blip r:embed="rId7"/>
+                          <a:stretch>
+                            <a:fillRect/>
+                          </a:stretch>
+                        </pic:blipFill>
+                        <pic:spPr>
+                          <a:xfrm>
+                            <a:off x="0" y="0"/>
+                            <a:ext cx="800100" cy="800100"/>
+                          </a:xfrm>
+                          <a:prstGeom prst="rect">
+                            <a:avLst/>
+                          </a:prstGeom>
+                        </pic:spPr>
+                      </pic:pic>
+                    </a:graphicData>
+                  </a:graphic>
+                </wp:inline>
+              </w:drawing>
+            </w:r>
+          </w:p>
+        </w:tc>
+        <w:tc>
+          <w:tcPr>
+            <w:tcW w:w="8412" w:type="dxa"/>
+            <w:vAlign w:val="top"/>
+          </w:tcPr>
+          <w:p>
+            <w:pPr>
+              <w:pStyle w:val="Normal"/>
+              <w:spacing w:before="0" w:after="0"/>
+              <w:jc w:val="right"/>
+            </w:pPr>
+            <w:r>
+              <w:rPr>
+                <w:rFonts w:ascii="TH Sarabun New" w:hAnsi="TH Sarabun New" w:eastAsia="TH Sarabun New" w:cs="TH Sarabun New"/>
+                <w:b/>
+                <w:bCs/>
+                <w:sz w:val="32"/>
+                <w:szCs w:val="32"/>
+              </w:rPr>
+              <w:t xml:space="preserve">{org_name}</w:t>
+            </w:r>
+          </w:p>
+          <w:p>
+            <w:pPr>
+              <w:pStyle w:val="Normal"/>
+              <w:spacing w:before="0" w:after="0"/>
+              <w:jc w:val="right"/>
+            </w:pPr>
+            <w:r>
+              <w:rPr>
+                <w:rFonts w:ascii="TH Sarabun New" w:hAnsi="TH Sarabun New" w:eastAsia="TH Sarabun New" w:cs="TH Sarabun New"/>
+                <w:b w:val="false"/>
+                <w:sz w:val="32"/>
+                <w:szCs w:val="32"/>
+              </w:rPr>
+              <w:t xml:space="preserve">{address}</w:t>
+            </w:r>
+          </w:p>
+          <w:p>
+            <w:pPr>
+              <w:pStyle w:val="Normal"/>
+              <w:spacing w:before="0" w:after="0"/>
+              <w:jc w:val="right"/>
+            </w:pPr>
+            <w:r>
+              <w:rPr>
+                <w:rFonts w:ascii="TH Sarabun New" w:hAnsi="TH Sarabun New" w:eastAsia="TH Sarabun New" w:cs="TH Sarabun New"/>
+                <w:b w:val="false"/>
+                <w:sz w:val="32"/>
+                <w:szCs w:val="32"/>
+              </w:rPr>
+              <w:t xml:space="preserve">{date}</w:t>
+            </w:r>
+          </w:p>
+        </w:tc>
+      </w:tr>
+    </w:tbl>
     <w:p>
       <w:pPr>
         <w:pStyle w:val="Normal"/>
         <w:spacing w:before="0" w:after="120"/>
-        <w:jc w:val="right"/>
-        <w:rPr/>
-      </w:pPr>
-      <w:r>
-        <w:rPr>
-          <w:rFonts w:eastAsia="TH Sarabun New" w:cs="TH Sarabun New"/>
-          <w:b w:val="false"/>
-          <w:sz w:val="32"/>
-        </w:rPr>
-        <w:t>{date}</w:t>
-      </w:r>
+      </w:pPr>
     </w:p>
     <w:p>
       <w:pPr>
@@ -210,74 +295,11 @@
         <w:t>{signer_position}</w:t>
       </w:r>
     </w:p>
-    <w:p>
-      <w:pPr>
-        <w:pStyle w:val="Normal"/>
-        <w:spacing w:before="0" w:after="0"/>
-        <w:jc w:val="left"/>
-        <w:rPr/>
-      </w:pPr>
-      <w:r>
-        <w:rPr>
-          <w:rFonts w:ascii="TH Sarabun New" w:hAnsi="TH Sarabun New" w:eastAsia="TH Sarabun New" w:cs="TH Sarabun New"/>
-          <w:b w:val="false"/>
-          <w:b w:val="false"/>
-          <w:sz w:val="32"/>
-          <w:sz w:val="32"/>
-        </w:rPr>
-        <w:t>ผู้ประสานงาน</w:t>
-      </w:r>
-      <w:r>
-        <w:rPr>
-          <w:rFonts w:ascii="TH Sarabun New" w:hAnsi="TH Sarabun New" w:eastAsia="TH Sarabun New" w:cs="TH Sarabun New"/>
-          <w:b w:val="false"/>
-          <w:b w:val="false"/>
-          <w:sz w:val="32"/>
-          <w:sz w:val="32"/>
-        </w:rPr>
-        <w:t>จังหวัด</w:t>
-      </w:r>
-      <w:r>
-        <w:rPr>
-          <w:rFonts w:ascii="TH Sarabun New" w:hAnsi="TH Sarabun New" w:eastAsia="TH Sarabun New" w:cs="TH Sarabun New"/>
-          <w:b w:val="false"/>
-          <w:b w:val="false"/>
-          <w:sz w:val="32"/>
-          <w:sz w:val="32"/>
-        </w:rPr>
-        <w:t xml:space="preserve">  </w:t>
-      </w:r>
-      <w:r>
-        <w:rPr>
-          <w:rFonts w:eastAsia="TH Sarabun New" w:cs="TH Sarabun New"/>
-          <w:b w:val="false"/>
-          <w:sz w:val="32"/>
-        </w:rPr>
-        <w:t xml:space="preserve">{coordinator_name}  </w:t>
-      </w:r>
-      <w:r>
-        <w:rPr>
-          <w:rFonts w:ascii="TH Sarabun New" w:hAnsi="TH Sarabun New" w:eastAsia="TH Sarabun New" w:cs="TH Sarabun New"/>
-          <w:b w:val="false"/>
-          <w:b w:val="false"/>
-          <w:sz w:val="32"/>
-          <w:sz w:val="32"/>
-        </w:rPr>
-        <w:t xml:space="preserve">โทร </w:t>
-      </w:r>
-      <w:r>
-        <w:rPr>
-          <w:rFonts w:eastAsia="TH Sarabun New" w:cs="TH Sarabun New"/>
-          <w:b w:val="false"/>
-          <w:sz w:val="32"/>
-        </w:rPr>
-        <w:t>{coordinator_phone}</w:t>
-      </w:r>
-    </w:p>
     <w:sectPr>
+      <w:footerReference w:type="default" r:id="rId8"/>
       <w:type w:val="nextPage"/>
       <w:pgSz w:w="12240" w:h="15840"/>
-      <w:pgMar w:left="1134" w:right="1134" w:gutter="0" w:header="0" w:top="1417" w:footer="0" w:bottom="1417"/>
+      <w:pgMar w:left="1134" w:right="1134" w:gutter="0" w:header="720" w:top="1417" w:footer="567" w:bottom="1417"/>
       <w:pgNumType w:fmt="decimal"/>
       <w:formProt w:val="false"/>
       <w:textDirection w:val="lrTb"/>
@@ -285,6 +307,27 @@
     </w:sectPr>
   </w:body>
 </w:document>
+</file>
+
+<file path=word/footer1.xml><?xml version="1.0" encoding="utf-8"?>
+<w:ftr xmlns:w="http://schemas.openxmlformats.org/wordprocessingml/2006/main" xmlns:r="http://schemas.openxmlformats.org/officeDocument/2006/relationships">
+  <w:p>
+    <w:pPr>
+      <w:pStyle w:val="Normal"/>
+      <w:spacing w:before="0" w:after="0"/>
+      <w:jc w:val="right"/>
+    </w:pPr>
+    <w:r>
+      <w:rPr>
+        <w:rFonts w:ascii="TH Sarabun New" w:hAnsi="TH Sarabun New" w:eastAsia="TH Sarabun New" w:cs="TH Sarabun New"/>
+        <w:b w:val="false"/>
+        <w:sz w:val="32"/>
+        <w:szCs w:val="32"/>
+      </w:rPr>
+      <w:t xml:space="preserve">ผู้ประสานงานจังหวัด  {coordinator_name}  โทร {coordinator_phone}</w:t>
+    </w:r>
+  </w:p>
+</w:ftr>
 </file>
 
 <file path=word/numbering.xml><?xml version="1.0" encoding="utf-8"?>

--- a/web/templates/complaint/template.docx
+++ b/web/templates/complaint/template.docx
@@ -276,13 +276,13 @@
           <w:b/>
           <w:sz w:val="32"/>
         </w:rPr>
-        <w:t>{signer_name}</w:t>
+        <w:t>({signer_name})</w:t>
       </w:r>
     </w:p>
     <w:p>
       <w:pPr>
         <w:pStyle w:val="Normal"/>
-        <w:spacing w:before="0" w:after="240"/>
+        <w:spacing w:before="0" w:after="0"/>
         <w:jc w:val="right"/>
         <w:rPr/>
       </w:pPr>
@@ -293,6 +293,22 @@
           <w:sz w:val="32"/>
         </w:rPr>
         <w:t>{signer_position}</w:t>
+      </w:r>
+    </w:p>
+    <w:p>
+      <w:pPr>
+        <w:pStyle w:val="Normal"/>
+        <w:spacing w:before="0" w:after="240"/>
+        <w:jc w:val="right"/>
+      </w:pPr>
+      <w:r>
+        <w:rPr>
+          <w:rFonts w:ascii="TH Sarabun New" w:hAnsi="TH Sarabun New" w:eastAsia="TH Sarabun New" w:cs="TH Sarabun New"/>
+          <w:b w:val="false"/>
+          <w:sz w:val="32"/>
+          <w:szCs w:val="32"/>
+        </w:rPr>
+        <w:t xml:space="preserve">{signer_phone_line}</w:t>
       </w:r>
     </w:p>
     <w:sectPr>
@@ -315,7 +331,7 @@
     <w:pPr>
       <w:pStyle w:val="Normal"/>
       <w:spacing w:before="0" w:after="0"/>
-      <w:jc w:val="right"/>
+      <w:jc w:val="left"/>
     </w:pPr>
     <w:r>
       <w:rPr>
@@ -324,7 +340,39 @@
         <w:sz w:val="32"/>
         <w:szCs w:val="32"/>
       </w:rPr>
-      <w:t xml:space="preserve">ผู้ประสานงานจังหวัด  {coordinator_name}  โทร {coordinator_phone}</w:t>
+      <w:t xml:space="preserve">{org_name}</w:t>
+    </w:r>
+  </w:p>
+  <w:p>
+    <w:pPr>
+      <w:pStyle w:val="Normal"/>
+      <w:spacing w:before="0" w:after="0"/>
+      <w:jc w:val="left"/>
+    </w:pPr>
+    <w:r>
+      <w:rPr>
+        <w:rFonts w:ascii="TH Sarabun New" w:hAnsi="TH Sarabun New" w:eastAsia="TH Sarabun New" w:cs="TH Sarabun New"/>
+        <w:b w:val="false"/>
+        <w:sz w:val="32"/>
+        <w:szCs w:val="32"/>
+      </w:rPr>
+      <w:t xml:space="preserve">ผู้ประสานงาน {coordinator_name}</w:t>
+    </w:r>
+  </w:p>
+  <w:p>
+    <w:pPr>
+      <w:pStyle w:val="Normal"/>
+      <w:spacing w:before="0" w:after="0"/>
+      <w:jc w:val="left"/>
+    </w:pPr>
+    <w:r>
+      <w:rPr>
+        <w:rFonts w:ascii="TH Sarabun New" w:hAnsi="TH Sarabun New" w:eastAsia="TH Sarabun New" w:cs="TH Sarabun New"/>
+        <w:b w:val="false"/>
+        <w:sz w:val="32"/>
+        <w:szCs w:val="32"/>
+      </w:rPr>
+      <w:t xml:space="preserve">โทร {coordinator_phone}</w:t>
     </w:r>
   </w:p>
 </w:ftr>

--- a/web/templates/complaint/template.docx
+++ b/web/templates/complaint/template.docx
@@ -5,15 +5,9 @@
     <w:tbl>
       <w:tblPr>
         <w:tblW w:w="9972" w:type="dxa"/>
+        <w:jc w:val="left"/>
+        <w:tblInd w:w="0" w:type="dxa"/>
         <w:tblLayout w:type="fixed"/>
-        <w:tblBorders>
-          <w:top w:val="none" w:sz="0" w:space="0"/>
-          <w:left w:val="none" w:sz="0" w:space="0"/>
-          <w:bottom w:val="none" w:sz="0" w:space="0"/>
-          <w:right w:val="none" w:sz="0" w:space="0"/>
-          <w:insideH w:val="none" w:sz="0" w:space="0"/>
-          <w:insideV w:val="none" w:sz="0" w:space="0"/>
-        </w:tblBorders>
         <w:tblCellMar>
           <w:top w:w="0" w:type="dxa"/>
           <w:left w:w="0" w:type="dxa"/>
@@ -22,43 +16,63 @@
         </w:tblCellMar>
       </w:tblPr>
       <w:tblGrid>
-        <w:gridCol w:w="1560"/>
-        <w:gridCol w:w="8412"/>
+        <w:gridCol w:w="2073"/>
+        <w:gridCol w:w="7898"/>
       </w:tblGrid>
       <w:tr>
+        <w:trPr>
+          <w:trHeight w:val="1255" w:hRule="atLeast"/>
+        </w:trPr>
         <w:tc>
           <w:tcPr>
-            <w:tcW w:w="1560" w:type="dxa"/>
-            <w:vAlign w:val="top"/>
+            <w:tcW w:w="2073" w:type="dxa"/>
+            <w:tcBorders/>
           </w:tcPr>
           <w:p>
             <w:pPr>
               <w:pStyle w:val="Normal"/>
+              <w:widowControl w:val="false"/>
               <w:spacing w:before="0" w:after="0"/>
               <w:jc w:val="left"/>
+              <w:rPr/>
             </w:pPr>
             <w:r>
+              <w:rPr/>
               <w:drawing>
-                <wp:inline distT="0" distB="0" distL="0" distR="0">
-                  <wp:extent cx="800100" cy="800100"/>
-                  <wp:docPr id="1" name="logo"/>
+                <wp:anchor behindDoc="0" distT="0" distB="0" distL="0" distR="0" simplePos="0" locked="0" layoutInCell="0" allowOverlap="1" relativeHeight="2">
+                  <wp:simplePos x="0" y="0"/>
+                  <wp:positionH relativeFrom="column">
+                    <wp:align>center</wp:align>
+                  </wp:positionH>
+                  <wp:positionV relativeFrom="paragraph">
+                    <wp:posOffset>635</wp:posOffset>
+                  </wp:positionV>
+                  <wp:extent cx="989965" cy="857250"/>
+                  <wp:effectExtent l="0" t="0" r="0" b="0"/>
+                  <wp:wrapSquare wrapText="largest"/>
+                  <wp:docPr id="1" name="Image1" descr=""/>
+                  <wp:cNvGraphicFramePr>
+                    <a:graphicFrameLocks xmlns:a="http://schemas.openxmlformats.org/drawingml/2006/main" noChangeAspect="1"/>
+                  </wp:cNvGraphicFramePr>
                   <a:graphic xmlns:a="http://schemas.openxmlformats.org/drawingml/2006/main">
                     <a:graphicData uri="http://schemas.openxmlformats.org/drawingml/2006/picture">
                       <pic:pic xmlns:pic="http://schemas.openxmlformats.org/drawingml/2006/picture">
                         <pic:nvPicPr>
-                          <pic:cNvPr id="1" name="logo"/>
-                          <pic:cNvPicPr/>
+                          <pic:cNvPr id="1" name="Image1" descr=""/>
+                          <pic:cNvPicPr>
+                            <a:picLocks noChangeAspect="1" noChangeArrowheads="1"/>
+                          </pic:cNvPicPr>
                         </pic:nvPicPr>
                         <pic:blipFill>
-                          <a:blip r:embed="rId7"/>
+                          <a:blip r:embed="rId2"/>
                           <a:stretch>
                             <a:fillRect/>
                           </a:stretch>
                         </pic:blipFill>
-                        <pic:spPr>
+                        <pic:spPr bwMode="auto">
                           <a:xfrm>
                             <a:off x="0" y="0"/>
-                            <a:ext cx="800100" cy="800100"/>
+                            <a:ext cx="989965" cy="857250"/>
                           </a:xfrm>
                           <a:prstGeom prst="rect">
                             <a:avLst/>
@@ -67,74 +81,74 @@
                       </pic:pic>
                     </a:graphicData>
                   </a:graphic>
-                </wp:inline>
+                </wp:anchor>
               </w:drawing>
             </w:r>
           </w:p>
         </w:tc>
         <w:tc>
           <w:tcPr>
-            <w:tcW w:w="8412" w:type="dxa"/>
-            <w:vAlign w:val="top"/>
+            <w:tcW w:w="7898" w:type="dxa"/>
+            <w:tcBorders/>
           </w:tcPr>
           <w:p>
             <w:pPr>
               <w:pStyle w:val="Normal"/>
+              <w:widowControl w:val="false"/>
               <w:spacing w:before="0" w:after="0"/>
               <w:jc w:val="right"/>
+              <w:rPr/>
             </w:pPr>
             <w:r>
               <w:rPr>
-                <w:rFonts w:ascii="TH Sarabun New" w:hAnsi="TH Sarabun New" w:eastAsia="TH Sarabun New" w:cs="TH Sarabun New"/>
+                <w:rFonts w:eastAsia="TH Sarabun New" w:cs="TH Sarabun New"/>
                 <w:b/>
                 <w:bCs/>
                 <w:sz w:val="32"/>
                 <w:szCs w:val="32"/>
               </w:rPr>
-              <w:t xml:space="preserve">{org_name}</w:t>
+              <w:t>{org_name}</w:t>
             </w:r>
           </w:p>
           <w:p>
             <w:pPr>
               <w:pStyle w:val="Normal"/>
+              <w:widowControl w:val="false"/>
               <w:spacing w:before="0" w:after="0"/>
               <w:jc w:val="right"/>
+              <w:rPr/>
             </w:pPr>
             <w:r>
               <w:rPr>
-                <w:rFonts w:ascii="TH Sarabun New" w:hAnsi="TH Sarabun New" w:eastAsia="TH Sarabun New" w:cs="TH Sarabun New"/>
+                <w:rFonts w:eastAsia="TH Sarabun New" w:cs="TH Sarabun New"/>
                 <w:b w:val="false"/>
                 <w:sz w:val="32"/>
                 <w:szCs w:val="32"/>
               </w:rPr>
-              <w:t xml:space="preserve">{address}</w:t>
+              <w:t>{address}</w:t>
             </w:r>
           </w:p>
           <w:p>
             <w:pPr>
               <w:pStyle w:val="Normal"/>
+              <w:widowControl w:val="false"/>
               <w:spacing w:before="0" w:after="0"/>
               <w:jc w:val="right"/>
+              <w:rPr/>
             </w:pPr>
             <w:r>
               <w:rPr>
-                <w:rFonts w:ascii="TH Sarabun New" w:hAnsi="TH Sarabun New" w:eastAsia="TH Sarabun New" w:cs="TH Sarabun New"/>
+                <w:rFonts w:eastAsia="TH Sarabun New" w:cs="TH Sarabun New"/>
                 <w:b w:val="false"/>
                 <w:sz w:val="32"/>
                 <w:szCs w:val="32"/>
               </w:rPr>
-              <w:t xml:space="preserve">{date}</w:t>
+              <w:t>{date}</w:t>
             </w:r>
           </w:p>
         </w:tc>
       </w:tr>
     </w:tbl>
-    <w:p>
-      <w:pPr>
-        <w:pStyle w:val="Normal"/>
-        <w:spacing w:before="0" w:after="120"/>
-      </w:pPr>
-    </w:p>
     <w:p>
       <w:pPr>
         <w:pStyle w:val="Normal"/>
@@ -300,22 +314,23 @@
         <w:pStyle w:val="Normal"/>
         <w:spacing w:before="0" w:after="240"/>
         <w:jc w:val="right"/>
+        <w:rPr/>
       </w:pPr>
       <w:r>
         <w:rPr>
-          <w:rFonts w:ascii="TH Sarabun New" w:hAnsi="TH Sarabun New" w:eastAsia="TH Sarabun New" w:cs="TH Sarabun New"/>
+          <w:rFonts w:eastAsia="TH Sarabun New" w:cs="TH Sarabun New"/>
           <w:b w:val="false"/>
           <w:sz w:val="32"/>
           <w:szCs w:val="32"/>
         </w:rPr>
-        <w:t xml:space="preserve">{signer_phone_line}</w:t>
+        <w:t>{signer_phone_line}</w:t>
       </w:r>
     </w:p>
     <w:sectPr>
-      <w:footerReference w:type="default" r:id="rId8"/>
+      <w:footerReference w:type="default" r:id="rId3"/>
       <w:type w:val="nextPage"/>
       <w:pgSz w:w="12240" w:h="15840"/>
-      <w:pgMar w:left="1134" w:right="1134" w:gutter="0" w:header="720" w:top="1417" w:footer="567" w:bottom="1417"/>
+      <w:pgMar w:left="1134" w:right="1134" w:gutter="0" w:header="0" w:top="1417" w:footer="567" w:bottom="1417"/>
       <w:pgNumType w:fmt="decimal"/>
       <w:formProt w:val="false"/>
       <w:textDirection w:val="lrTb"/>
@@ -326,21 +341,22 @@
 </file>
 
 <file path=word/footer1.xml><?xml version="1.0" encoding="utf-8"?>
-<w:ftr xmlns:w="http://schemas.openxmlformats.org/wordprocessingml/2006/main" xmlns:r="http://schemas.openxmlformats.org/officeDocument/2006/relationships">
+<w:ftr xmlns:o="urn:schemas-microsoft-com:office:office" xmlns:r="http://schemas.openxmlformats.org/officeDocument/2006/relationships" xmlns:v="urn:schemas-microsoft-com:vml" xmlns:w="http://schemas.openxmlformats.org/wordprocessingml/2006/main" xmlns:w10="urn:schemas-microsoft-com:office:word" xmlns:wp="http://schemas.openxmlformats.org/drawingml/2006/wordprocessingDrawing" xmlns:wps="http://schemas.microsoft.com/office/word/2010/wordprocessingShape" xmlns:wpg="http://schemas.microsoft.com/office/word/2010/wordprocessingGroup" xmlns:mc="http://schemas.openxmlformats.org/markup-compatibility/2006" xmlns:wp14="http://schemas.microsoft.com/office/word/2010/wordprocessingDrawing" xmlns:w14="http://schemas.microsoft.com/office/word/2010/wordml" xmlns:w15="http://schemas.microsoft.com/office/word/2012/wordml" mc:Ignorable="w14 wp14 w15">
   <w:p>
     <w:pPr>
       <w:pStyle w:val="Normal"/>
       <w:spacing w:before="0" w:after="0"/>
       <w:jc w:val="left"/>
+      <w:rPr/>
     </w:pPr>
     <w:r>
       <w:rPr>
-        <w:rFonts w:ascii="TH Sarabun New" w:hAnsi="TH Sarabun New" w:eastAsia="TH Sarabun New" w:cs="TH Sarabun New"/>
+        <w:rFonts w:eastAsia="TH Sarabun New" w:cs="TH Sarabun New"/>
         <w:b w:val="false"/>
         <w:sz w:val="32"/>
         <w:szCs w:val="32"/>
       </w:rPr>
-      <w:t xml:space="preserve">{org_name}</w:t>
+      <w:t>{org_name}</w:t>
     </w:r>
   </w:p>
   <w:p>
@@ -348,15 +364,27 @@
       <w:pStyle w:val="Normal"/>
       <w:spacing w:before="0" w:after="0"/>
       <w:jc w:val="left"/>
+      <w:rPr/>
     </w:pPr>
     <w:r>
       <w:rPr>
         <w:rFonts w:ascii="TH Sarabun New" w:hAnsi="TH Sarabun New" w:eastAsia="TH Sarabun New" w:cs="TH Sarabun New"/>
+        <w:b w:val="false"/>
+        <w:b w:val="false"/>
+        <w:sz w:val="32"/>
+        <w:sz w:val="32"/>
+        <w:szCs w:val="32"/>
+      </w:rPr>
+      <w:t xml:space="preserve">ผู้ประสานงาน </w:t>
+    </w:r>
+    <w:r>
+      <w:rPr>
+        <w:rFonts w:eastAsia="TH Sarabun New" w:cs="TH Sarabun New"/>
         <w:b w:val="false"/>
         <w:sz w:val="32"/>
         <w:szCs w:val="32"/>
       </w:rPr>
-      <w:t xml:space="preserve">ผู้ประสานงาน {coordinator_name}</w:t>
+      <w:t>{coordinator_name}</w:t>
     </w:r>
   </w:p>
   <w:p>
@@ -364,15 +392,27 @@
       <w:pStyle w:val="Normal"/>
       <w:spacing w:before="0" w:after="0"/>
       <w:jc w:val="left"/>
+      <w:rPr/>
     </w:pPr>
     <w:r>
       <w:rPr>
         <w:rFonts w:ascii="TH Sarabun New" w:hAnsi="TH Sarabun New" w:eastAsia="TH Sarabun New" w:cs="TH Sarabun New"/>
+        <w:b w:val="false"/>
+        <w:b w:val="false"/>
+        <w:sz w:val="32"/>
+        <w:sz w:val="32"/>
+        <w:szCs w:val="32"/>
+      </w:rPr>
+      <w:t xml:space="preserve">โทร </w:t>
+    </w:r>
+    <w:r>
+      <w:rPr>
+        <w:rFonts w:eastAsia="TH Sarabun New" w:cs="TH Sarabun New"/>
         <w:b w:val="false"/>
         <w:sz w:val="32"/>
         <w:szCs w:val="32"/>
       </w:rPr>
-      <w:t xml:space="preserve">โทร {coordinator_phone}</w:t>
+      <w:t>{coordinator_phone}</w:t>
     </w:r>
   </w:p>
 </w:ftr>
@@ -407,6 +447,7 @@
         </w:tabs>
         <w:ind w:left="1080" w:hanging="360"/>
       </w:pPr>
+      <w:rPr/>
     </w:lvl>
     <w:lvl w:ilvl="2">
       <w:start w:val="1"/>
@@ -419,6 +460,7 @@
         </w:tabs>
         <w:ind w:left="1440" w:hanging="360"/>
       </w:pPr>
+      <w:rPr/>
     </w:lvl>
     <w:lvl w:ilvl="3">
       <w:start w:val="1"/>
@@ -431,6 +473,7 @@
         </w:tabs>
         <w:ind w:left="1800" w:hanging="360"/>
       </w:pPr>
+      <w:rPr/>
     </w:lvl>
     <w:lvl w:ilvl="4">
       <w:start w:val="1"/>
@@ -443,6 +486,7 @@
         </w:tabs>
         <w:ind w:left="2160" w:hanging="360"/>
       </w:pPr>
+      <w:rPr/>
     </w:lvl>
     <w:lvl w:ilvl="5">
       <w:start w:val="1"/>
@@ -455,6 +499,7 @@
         </w:tabs>
         <w:ind w:left="2520" w:hanging="360"/>
       </w:pPr>
+      <w:rPr/>
     </w:lvl>
     <w:lvl w:ilvl="6">
       <w:start w:val="1"/>
@@ -467,6 +512,7 @@
         </w:tabs>
         <w:ind w:left="2880" w:hanging="360"/>
       </w:pPr>
+      <w:rPr/>
     </w:lvl>
     <w:lvl w:ilvl="7">
       <w:start w:val="1"/>
@@ -479,6 +525,7 @@
         </w:tabs>
         <w:ind w:left="3240" w:hanging="360"/>
       </w:pPr>
+      <w:rPr/>
     </w:lvl>
     <w:lvl w:ilvl="8">
       <w:start w:val="1"/>
@@ -491,6 +538,7 @@
         </w:tabs>
         <w:ind w:left="3600" w:hanging="360"/>
       </w:pPr>
+      <w:rPr/>
     </w:lvl>
   </w:abstractNum>
   <w:abstractNum w:abstractNumId="2">
@@ -520,6 +568,7 @@
         </w:tabs>
         <w:ind w:left="1080" w:hanging="360"/>
       </w:pPr>
+      <w:rPr/>
     </w:lvl>
     <w:lvl w:ilvl="2">
       <w:start w:val="1"/>
@@ -532,6 +581,7 @@
         </w:tabs>
         <w:ind w:left="1440" w:hanging="360"/>
       </w:pPr>
+      <w:rPr/>
     </w:lvl>
     <w:lvl w:ilvl="3">
       <w:start w:val="1"/>
@@ -544,6 +594,7 @@
         </w:tabs>
         <w:ind w:left="1800" w:hanging="360"/>
       </w:pPr>
+      <w:rPr/>
     </w:lvl>
     <w:lvl w:ilvl="4">
       <w:start w:val="1"/>
@@ -556,6 +607,7 @@
         </w:tabs>
         <w:ind w:left="2160" w:hanging="360"/>
       </w:pPr>
+      <w:rPr/>
     </w:lvl>
     <w:lvl w:ilvl="5">
       <w:start w:val="1"/>
@@ -568,6 +620,7 @@
         </w:tabs>
         <w:ind w:left="2520" w:hanging="360"/>
       </w:pPr>
+      <w:rPr/>
     </w:lvl>
     <w:lvl w:ilvl="6">
       <w:start w:val="1"/>
@@ -580,6 +633,7 @@
         </w:tabs>
         <w:ind w:left="2880" w:hanging="360"/>
       </w:pPr>
+      <w:rPr/>
     </w:lvl>
     <w:lvl w:ilvl="7">
       <w:start w:val="1"/>
@@ -592,6 +646,7 @@
         </w:tabs>
         <w:ind w:left="3240" w:hanging="360"/>
       </w:pPr>
+      <w:rPr/>
     </w:lvl>
     <w:lvl w:ilvl="8">
       <w:start w:val="1"/>
@@ -604,6 +659,7 @@
         </w:tabs>
         <w:ind w:left="3600" w:hanging="360"/>
       </w:pPr>
+      <w:rPr/>
     </w:lvl>
   </w:abstractNum>
   <w:abstractNum w:abstractNumId="3">
@@ -633,6 +689,7 @@
         </w:tabs>
         <w:ind w:left="1080" w:hanging="360"/>
       </w:pPr>
+      <w:rPr/>
     </w:lvl>
     <w:lvl w:ilvl="2">
       <w:start w:val="1"/>
@@ -645,6 +702,7 @@
         </w:tabs>
         <w:ind w:left="1440" w:hanging="360"/>
       </w:pPr>
+      <w:rPr/>
     </w:lvl>
     <w:lvl w:ilvl="3">
       <w:start w:val="1"/>
@@ -657,6 +715,7 @@
         </w:tabs>
         <w:ind w:left="1800" w:hanging="360"/>
       </w:pPr>
+      <w:rPr/>
     </w:lvl>
     <w:lvl w:ilvl="4">
       <w:start w:val="1"/>
@@ -669,6 +728,7 @@
         </w:tabs>
         <w:ind w:left="2160" w:hanging="360"/>
       </w:pPr>
+      <w:rPr/>
     </w:lvl>
     <w:lvl w:ilvl="5">
       <w:start w:val="1"/>
@@ -681,6 +741,7 @@
         </w:tabs>
         <w:ind w:left="2520" w:hanging="360"/>
       </w:pPr>
+      <w:rPr/>
     </w:lvl>
     <w:lvl w:ilvl="6">
       <w:start w:val="1"/>
@@ -693,6 +754,7 @@
         </w:tabs>
         <w:ind w:left="2880" w:hanging="360"/>
       </w:pPr>
+      <w:rPr/>
     </w:lvl>
     <w:lvl w:ilvl="7">
       <w:start w:val="1"/>
@@ -705,6 +767,7 @@
         </w:tabs>
         <w:ind w:left="3240" w:hanging="360"/>
       </w:pPr>
+      <w:rPr/>
     </w:lvl>
     <w:lvl w:ilvl="8">
       <w:start w:val="1"/>
@@ -717,6 +780,7 @@
         </w:tabs>
         <w:ind w:left="3600" w:hanging="360"/>
       </w:pPr>
+      <w:rPr/>
     </w:lvl>
   </w:abstractNum>
   <w:abstractNum w:abstractNumId="4">
@@ -744,6 +808,7 @@
         </w:tabs>
         <w:ind w:left="1080" w:hanging="360"/>
       </w:pPr>
+      <w:rPr/>
     </w:lvl>
     <w:lvl w:ilvl="2">
       <w:start w:val="1"/>
@@ -756,6 +821,7 @@
         </w:tabs>
         <w:ind w:left="1440" w:hanging="360"/>
       </w:pPr>
+      <w:rPr/>
     </w:lvl>
     <w:lvl w:ilvl="3">
       <w:start w:val="1"/>
@@ -768,6 +834,7 @@
         </w:tabs>
         <w:ind w:left="1800" w:hanging="360"/>
       </w:pPr>
+      <w:rPr/>
     </w:lvl>
     <w:lvl w:ilvl="4">
       <w:start w:val="1"/>
@@ -780,6 +847,7 @@
         </w:tabs>
         <w:ind w:left="2160" w:hanging="360"/>
       </w:pPr>
+      <w:rPr/>
     </w:lvl>
     <w:lvl w:ilvl="5">
       <w:start w:val="1"/>
@@ -792,6 +860,7 @@
         </w:tabs>
         <w:ind w:left="2520" w:hanging="360"/>
       </w:pPr>
+      <w:rPr/>
     </w:lvl>
     <w:lvl w:ilvl="6">
       <w:start w:val="1"/>
@@ -804,6 +873,7 @@
         </w:tabs>
         <w:ind w:left="2880" w:hanging="360"/>
       </w:pPr>
+      <w:rPr/>
     </w:lvl>
     <w:lvl w:ilvl="7">
       <w:start w:val="1"/>
@@ -816,6 +886,7 @@
         </w:tabs>
         <w:ind w:left="3240" w:hanging="360"/>
       </w:pPr>
+      <w:rPr/>
     </w:lvl>
     <w:lvl w:ilvl="8">
       <w:start w:val="1"/>
@@ -828,6 +899,7 @@
         </w:tabs>
         <w:ind w:left="3600" w:hanging="360"/>
       </w:pPr>
+      <w:rPr/>
     </w:lvl>
   </w:abstractNum>
   <w:abstractNum w:abstractNumId="5">
@@ -855,6 +927,7 @@
         </w:tabs>
         <w:ind w:left="1080" w:hanging="360"/>
       </w:pPr>
+      <w:rPr/>
     </w:lvl>
     <w:lvl w:ilvl="2">
       <w:start w:val="1"/>
@@ -867,6 +940,7 @@
         </w:tabs>
         <w:ind w:left="1440" w:hanging="360"/>
       </w:pPr>
+      <w:rPr/>
     </w:lvl>
     <w:lvl w:ilvl="3">
       <w:start w:val="1"/>
@@ -879,6 +953,7 @@
         </w:tabs>
         <w:ind w:left="1800" w:hanging="360"/>
       </w:pPr>
+      <w:rPr/>
     </w:lvl>
     <w:lvl w:ilvl="4">
       <w:start w:val="1"/>
@@ -891,6 +966,7 @@
         </w:tabs>
         <w:ind w:left="2160" w:hanging="360"/>
       </w:pPr>
+      <w:rPr/>
     </w:lvl>
     <w:lvl w:ilvl="5">
       <w:start w:val="1"/>
@@ -903,6 +979,7 @@
         </w:tabs>
         <w:ind w:left="2520" w:hanging="360"/>
       </w:pPr>
+      <w:rPr/>
     </w:lvl>
     <w:lvl w:ilvl="6">
       <w:start w:val="1"/>
@@ -915,6 +992,7 @@
         </w:tabs>
         <w:ind w:left="2880" w:hanging="360"/>
       </w:pPr>
+      <w:rPr/>
     </w:lvl>
     <w:lvl w:ilvl="7">
       <w:start w:val="1"/>
@@ -927,6 +1005,7 @@
         </w:tabs>
         <w:ind w:left="3240" w:hanging="360"/>
       </w:pPr>
+      <w:rPr/>
     </w:lvl>
     <w:lvl w:ilvl="8">
       <w:start w:val="1"/>
@@ -939,6 +1018,7 @@
         </w:tabs>
         <w:ind w:left="3600" w:hanging="360"/>
       </w:pPr>
+      <w:rPr/>
     </w:lvl>
   </w:abstractNum>
   <w:abstractNum w:abstractNumId="6">
@@ -966,6 +1046,7 @@
         </w:tabs>
         <w:ind w:left="1080" w:hanging="360"/>
       </w:pPr>
+      <w:rPr/>
     </w:lvl>
     <w:lvl w:ilvl="2">
       <w:start w:val="1"/>
@@ -978,6 +1059,7 @@
         </w:tabs>
         <w:ind w:left="1440" w:hanging="360"/>
       </w:pPr>
+      <w:rPr/>
     </w:lvl>
     <w:lvl w:ilvl="3">
       <w:start w:val="1"/>
@@ -990,6 +1072,7 @@
         </w:tabs>
         <w:ind w:left="1800" w:hanging="360"/>
       </w:pPr>
+      <w:rPr/>
     </w:lvl>
     <w:lvl w:ilvl="4">
       <w:start w:val="1"/>
@@ -1002,6 +1085,7 @@
         </w:tabs>
         <w:ind w:left="2160" w:hanging="360"/>
       </w:pPr>
+      <w:rPr/>
     </w:lvl>
     <w:lvl w:ilvl="5">
       <w:start w:val="1"/>
@@ -1014,6 +1098,7 @@
         </w:tabs>
         <w:ind w:left="2520" w:hanging="360"/>
       </w:pPr>
+      <w:rPr/>
     </w:lvl>
     <w:lvl w:ilvl="6">
       <w:start w:val="1"/>
@@ -1026,6 +1111,7 @@
         </w:tabs>
         <w:ind w:left="2880" w:hanging="360"/>
       </w:pPr>
+      <w:rPr/>
     </w:lvl>
     <w:lvl w:ilvl="7">
       <w:start w:val="1"/>
@@ -1038,6 +1124,7 @@
         </w:tabs>
         <w:ind w:left="3240" w:hanging="360"/>
       </w:pPr>
+      <w:rPr/>
     </w:lvl>
     <w:lvl w:ilvl="8">
       <w:start w:val="1"/>
@@ -1050,6 +1137,7 @@
         </w:tabs>
         <w:ind w:left="3600" w:hanging="360"/>
       </w:pPr>
+      <w:rPr/>
     </w:lvl>
   </w:abstractNum>
   <w:abstractNum w:abstractNumId="7">
@@ -1357,6 +1445,7 @@
     <w:rsid w:val="00fc693f"/>
     <w:pPr>
       <w:widowControl/>
+      <w:suppressAutoHyphens w:val="true"/>
       <w:bidi w:val="0"/>
       <w:spacing w:lineRule="auto" w:line="276" w:before="0" w:after="200"/>
       <w:jc w:val="left"/>
@@ -2108,6 +2197,7 @@
     <w:rsid w:val="00fc693f"/>
     <w:pPr>
       <w:widowControl/>
+      <w:suppressAutoHyphens w:val="true"/>
       <w:bidi w:val="0"/>
       <w:spacing w:lineRule="auto" w:line="240" w:before="0" w:after="0"/>
       <w:jc w:val="left"/>
@@ -2213,15 +2303,19 @@
       <w:szCs w:val="32"/>
     </w:rPr>
   </w:style>
-  <w:style w:type="paragraph" w:styleId="List2">
+  <w:style w:type="paragraph" w:styleId="ListBullet3">
     <w:name w:val="List Bullet 3"/>
     <w:basedOn w:val="Normal"/>
     <w:uiPriority w:val="99"/>
     <w:unhideWhenUsed/>
+    <w:qFormat/>
     <w:rsid w:val="00326f90"/>
     <w:pPr>
+      <w:numPr>
+        <w:ilvl w:val="0"/>
+        <w:numId w:val="3"/>
+      </w:numPr>
       <w:spacing w:before="0" w:after="200"/>
-      <w:ind w:left="720" w:hanging="360"/>
       <w:contextualSpacing/>
     </w:pPr>
     <w:rPr>
@@ -2229,11 +2323,12 @@
       <w:sz w:val="32"/>
     </w:rPr>
   </w:style>
-  <w:style w:type="paragraph" w:styleId="List3">
+  <w:style w:type="paragraph" w:styleId="ListBullet4">
     <w:name w:val="List Bullet 4"/>
     <w:basedOn w:val="Normal"/>
     <w:uiPriority w:val="99"/>
     <w:unhideWhenUsed/>
+    <w:qFormat/>
     <w:rsid w:val="00326f90"/>
     <w:pPr>
       <w:spacing w:before="0" w:after="200"/>
@@ -2276,26 +2371,6 @@
       <w:numPr>
         <w:ilvl w:val="0"/>
         <w:numId w:val="2"/>
-      </w:numPr>
-      <w:spacing w:before="0" w:after="200"/>
-      <w:contextualSpacing/>
-    </w:pPr>
-    <w:rPr>
-      <w:rFonts w:ascii="TH Sarabun New" w:hAnsi="TH Sarabun New"/>
-      <w:sz w:val="32"/>
-    </w:rPr>
-  </w:style>
-  <w:style w:type="paragraph" w:styleId="ListBullet3">
-    <w:name w:val="List Bullet 3"/>
-    <w:basedOn w:val="Normal"/>
-    <w:uiPriority w:val="99"/>
-    <w:unhideWhenUsed/>
-    <w:qFormat/>
-    <w:rsid w:val="00326f90"/>
-    <w:pPr>
-      <w:numPr>
-        <w:ilvl w:val="0"/>
-        <w:numId w:val="3"/>
       </w:numPr>
       <w:spacing w:before="0" w:after="200"/>
       <w:contextualSpacing/>
@@ -2435,6 +2510,7 @@
         <w:tab w:val="left" w:pos="3456" w:leader="none"/>
         <w:tab w:val="left" w:pos="4032" w:leader="none"/>
       </w:tabs>
+      <w:suppressAutoHyphens w:val="true"/>
       <w:bidi w:val="0"/>
       <w:spacing w:lineRule="auto" w:line="276" w:before="0" w:after="200"/>
       <w:jc w:val="left"/>

--- a/web/templates/complaint/template.docx
+++ b/web/templates/complaint/template.docx
@@ -5,9 +5,15 @@
     <w:tbl>
       <w:tblPr>
         <w:tblW w:w="9972" w:type="dxa"/>
-        <w:jc w:val="left"/>
-        <w:tblInd w:w="0" w:type="dxa"/>
         <w:tblLayout w:type="fixed"/>
+        <w:tblBorders>
+          <w:top w:val="none" w:sz="0" w:space="0"/>
+          <w:left w:val="none" w:sz="0" w:space="0"/>
+          <w:bottom w:val="none" w:sz="0" w:space="0"/>
+          <w:right w:val="none" w:sz="0" w:space="0"/>
+          <w:insideH w:val="none" w:sz="0" w:space="0"/>
+          <w:insideV w:val="none" w:sz="0" w:space="0"/>
+        </w:tblBorders>
         <w:tblCellMar>
           <w:top w:w="0" w:type="dxa"/>
           <w:left w:w="0" w:type="dxa"/>
@@ -16,63 +22,43 @@
         </w:tblCellMar>
       </w:tblPr>
       <w:tblGrid>
-        <w:gridCol w:w="2073"/>
-        <w:gridCol w:w="7898"/>
+        <w:gridCol w:w="1560"/>
+        <w:gridCol w:w="8412"/>
       </w:tblGrid>
       <w:tr>
-        <w:trPr>
-          <w:trHeight w:val="1255" w:hRule="atLeast"/>
-        </w:trPr>
         <w:tc>
           <w:tcPr>
-            <w:tcW w:w="2073" w:type="dxa"/>
-            <w:tcBorders/>
+            <w:tcW w:w="1560" w:type="dxa"/>
+            <w:vAlign w:val="top"/>
           </w:tcPr>
           <w:p>
             <w:pPr>
               <w:pStyle w:val="Normal"/>
-              <w:widowControl w:val="false"/>
               <w:spacing w:before="0" w:after="0"/>
               <w:jc w:val="left"/>
-              <w:rPr/>
             </w:pPr>
             <w:r>
-              <w:rPr/>
               <w:drawing>
-                <wp:anchor behindDoc="0" distT="0" distB="0" distL="0" distR="0" simplePos="0" locked="0" layoutInCell="0" allowOverlap="1" relativeHeight="2">
-                  <wp:simplePos x="0" y="0"/>
-                  <wp:positionH relativeFrom="column">
-                    <wp:align>center</wp:align>
-                  </wp:positionH>
-                  <wp:positionV relativeFrom="paragraph">
-                    <wp:posOffset>635</wp:posOffset>
-                  </wp:positionV>
-                  <wp:extent cx="989965" cy="857250"/>
-                  <wp:effectExtent l="0" t="0" r="0" b="0"/>
-                  <wp:wrapSquare wrapText="largest"/>
-                  <wp:docPr id="1" name="Image1" descr=""/>
-                  <wp:cNvGraphicFramePr>
-                    <a:graphicFrameLocks xmlns:a="http://schemas.openxmlformats.org/drawingml/2006/main" noChangeAspect="1"/>
-                  </wp:cNvGraphicFramePr>
+                <wp:inline distT="0" distB="0" distL="0" distR="0">
+                  <wp:extent cx="923570" cy="800100"/>
+                  <wp:docPr id="1" name="logo"/>
                   <a:graphic xmlns:a="http://schemas.openxmlformats.org/drawingml/2006/main">
                     <a:graphicData uri="http://schemas.openxmlformats.org/drawingml/2006/picture">
                       <pic:pic xmlns:pic="http://schemas.openxmlformats.org/drawingml/2006/picture">
                         <pic:nvPicPr>
-                          <pic:cNvPr id="1" name="Image1" descr=""/>
-                          <pic:cNvPicPr>
-                            <a:picLocks noChangeAspect="1" noChangeArrowheads="1"/>
-                          </pic:cNvPicPr>
+                          <pic:cNvPr id="1" name="logo"/>
+                          <pic:cNvPicPr/>
                         </pic:nvPicPr>
                         <pic:blipFill>
-                          <a:blip r:embed="rId2"/>
+                          <a:blip r:embed="rId7"/>
                           <a:stretch>
                             <a:fillRect/>
                           </a:stretch>
                         </pic:blipFill>
-                        <pic:spPr bwMode="auto">
+                        <pic:spPr>
                           <a:xfrm>
                             <a:off x="0" y="0"/>
-                            <a:ext cx="989965" cy="857250"/>
+                            <a:ext cx="923570" cy="800100"/>
                           </a:xfrm>
                           <a:prstGeom prst="rect">
                             <a:avLst/>
@@ -81,74 +67,74 @@
                       </pic:pic>
                     </a:graphicData>
                   </a:graphic>
-                </wp:anchor>
+                </wp:inline>
               </w:drawing>
             </w:r>
           </w:p>
         </w:tc>
         <w:tc>
           <w:tcPr>
-            <w:tcW w:w="7898" w:type="dxa"/>
-            <w:tcBorders/>
+            <w:tcW w:w="8412" w:type="dxa"/>
+            <w:vAlign w:val="top"/>
           </w:tcPr>
           <w:p>
             <w:pPr>
               <w:pStyle w:val="Normal"/>
-              <w:widowControl w:val="false"/>
               <w:spacing w:before="0" w:after="0"/>
               <w:jc w:val="right"/>
-              <w:rPr/>
             </w:pPr>
             <w:r>
               <w:rPr>
-                <w:rFonts w:eastAsia="TH Sarabun New" w:cs="TH Sarabun New"/>
+                <w:rFonts w:ascii="TH Sarabun New" w:hAnsi="TH Sarabun New" w:eastAsia="TH Sarabun New" w:cs="TH Sarabun New"/>
                 <w:b/>
                 <w:bCs/>
                 <w:sz w:val="32"/>
                 <w:szCs w:val="32"/>
               </w:rPr>
-              <w:t>{org_name}</w:t>
+              <w:t xml:space="preserve">{org_name}</w:t>
             </w:r>
           </w:p>
           <w:p>
             <w:pPr>
               <w:pStyle w:val="Normal"/>
-              <w:widowControl w:val="false"/>
               <w:spacing w:before="0" w:after="0"/>
               <w:jc w:val="right"/>
-              <w:rPr/>
             </w:pPr>
             <w:r>
               <w:rPr>
-                <w:rFonts w:eastAsia="TH Sarabun New" w:cs="TH Sarabun New"/>
+                <w:rFonts w:ascii="TH Sarabun New" w:hAnsi="TH Sarabun New" w:eastAsia="TH Sarabun New" w:cs="TH Sarabun New"/>
                 <w:b w:val="false"/>
                 <w:sz w:val="32"/>
                 <w:szCs w:val="32"/>
               </w:rPr>
-              <w:t>{address}</w:t>
+              <w:t xml:space="preserve">{address}</w:t>
             </w:r>
           </w:p>
           <w:p>
             <w:pPr>
               <w:pStyle w:val="Normal"/>
-              <w:widowControl w:val="false"/>
               <w:spacing w:before="0" w:after="0"/>
               <w:jc w:val="right"/>
-              <w:rPr/>
             </w:pPr>
             <w:r>
               <w:rPr>
-                <w:rFonts w:eastAsia="TH Sarabun New" w:cs="TH Sarabun New"/>
+                <w:rFonts w:ascii="TH Sarabun New" w:hAnsi="TH Sarabun New" w:eastAsia="TH Sarabun New" w:cs="TH Sarabun New"/>
                 <w:b w:val="false"/>
                 <w:sz w:val="32"/>
                 <w:szCs w:val="32"/>
               </w:rPr>
-              <w:t>{date}</w:t>
+              <w:t xml:space="preserve">{date}</w:t>
             </w:r>
           </w:p>
         </w:tc>
       </w:tr>
     </w:tbl>
+    <w:p>
+      <w:pPr>
+        <w:pStyle w:val="Normal"/>
+        <w:spacing w:before="0" w:after="120"/>
+      </w:pPr>
+    </w:p>
     <w:p>
       <w:pPr>
         <w:pStyle w:val="Normal"/>
@@ -314,23 +300,22 @@
         <w:pStyle w:val="Normal"/>
         <w:spacing w:before="0" w:after="240"/>
         <w:jc w:val="right"/>
-        <w:rPr/>
       </w:pPr>
       <w:r>
         <w:rPr>
-          <w:rFonts w:eastAsia="TH Sarabun New" w:cs="TH Sarabun New"/>
+          <w:rFonts w:ascii="TH Sarabun New" w:hAnsi="TH Sarabun New" w:eastAsia="TH Sarabun New" w:cs="TH Sarabun New"/>
           <w:b w:val="false"/>
           <w:sz w:val="32"/>
           <w:szCs w:val="32"/>
         </w:rPr>
-        <w:t>{signer_phone_line}</w:t>
+        <w:t xml:space="preserve">{signer_phone_line}</w:t>
       </w:r>
     </w:p>
     <w:sectPr>
-      <w:footerReference w:type="default" r:id="rId3"/>
+      <w:footerReference w:type="default" r:id="rId8"/>
       <w:type w:val="nextPage"/>
       <w:pgSz w:w="12240" w:h="15840"/>
-      <w:pgMar w:left="1134" w:right="1134" w:gutter="0" w:header="0" w:top="1417" w:footer="567" w:bottom="1417"/>
+      <w:pgMar w:left="1134" w:right="1134" w:gutter="0" w:header="720" w:top="1417" w:footer="567" w:bottom="1417"/>
       <w:pgNumType w:fmt="decimal"/>
       <w:formProt w:val="false"/>
       <w:textDirection w:val="lrTb"/>
@@ -341,22 +326,21 @@
 </file>
 
 <file path=word/footer1.xml><?xml version="1.0" encoding="utf-8"?>
-<w:ftr xmlns:o="urn:schemas-microsoft-com:office:office" xmlns:r="http://schemas.openxmlformats.org/officeDocument/2006/relationships" xmlns:v="urn:schemas-microsoft-com:vml" xmlns:w="http://schemas.openxmlformats.org/wordprocessingml/2006/main" xmlns:w10="urn:schemas-microsoft-com:office:word" xmlns:wp="http://schemas.openxmlformats.org/drawingml/2006/wordprocessingDrawing" xmlns:wps="http://schemas.microsoft.com/office/word/2010/wordprocessingShape" xmlns:wpg="http://schemas.microsoft.com/office/word/2010/wordprocessingGroup" xmlns:mc="http://schemas.openxmlformats.org/markup-compatibility/2006" xmlns:wp14="http://schemas.microsoft.com/office/word/2010/wordprocessingDrawing" xmlns:w14="http://schemas.microsoft.com/office/word/2010/wordml" xmlns:w15="http://schemas.microsoft.com/office/word/2012/wordml" mc:Ignorable="w14 wp14 w15">
+<w:ftr xmlns:w="http://schemas.openxmlformats.org/wordprocessingml/2006/main" xmlns:r="http://schemas.openxmlformats.org/officeDocument/2006/relationships">
   <w:p>
     <w:pPr>
       <w:pStyle w:val="Normal"/>
       <w:spacing w:before="0" w:after="0"/>
       <w:jc w:val="left"/>
-      <w:rPr/>
     </w:pPr>
     <w:r>
       <w:rPr>
-        <w:rFonts w:eastAsia="TH Sarabun New" w:cs="TH Sarabun New"/>
+        <w:rFonts w:ascii="TH Sarabun New" w:hAnsi="TH Sarabun New" w:eastAsia="TH Sarabun New" w:cs="TH Sarabun New"/>
         <w:b w:val="false"/>
         <w:sz w:val="32"/>
         <w:szCs w:val="32"/>
       </w:rPr>
-      <w:t>{org_name}</w:t>
+      <w:t xml:space="preserve">{org_name}</w:t>
     </w:r>
   </w:p>
   <w:p>
@@ -364,27 +348,15 @@
       <w:pStyle w:val="Normal"/>
       <w:spacing w:before="0" w:after="0"/>
       <w:jc w:val="left"/>
-      <w:rPr/>
     </w:pPr>
     <w:r>
       <w:rPr>
         <w:rFonts w:ascii="TH Sarabun New" w:hAnsi="TH Sarabun New" w:eastAsia="TH Sarabun New" w:cs="TH Sarabun New"/>
-        <w:b w:val="false"/>
-        <w:b w:val="false"/>
-        <w:sz w:val="32"/>
-        <w:sz w:val="32"/>
-        <w:szCs w:val="32"/>
-      </w:rPr>
-      <w:t xml:space="preserve">ผู้ประสานงาน </w:t>
-    </w:r>
-    <w:r>
-      <w:rPr>
-        <w:rFonts w:eastAsia="TH Sarabun New" w:cs="TH Sarabun New"/>
         <w:b w:val="false"/>
         <w:sz w:val="32"/>
         <w:szCs w:val="32"/>
       </w:rPr>
-      <w:t>{coordinator_name}</w:t>
+      <w:t xml:space="preserve">ผู้ประสานงาน {coordinator_name}</w:t>
     </w:r>
   </w:p>
   <w:p>
@@ -392,27 +364,15 @@
       <w:pStyle w:val="Normal"/>
       <w:spacing w:before="0" w:after="0"/>
       <w:jc w:val="left"/>
-      <w:rPr/>
     </w:pPr>
     <w:r>
       <w:rPr>
         <w:rFonts w:ascii="TH Sarabun New" w:hAnsi="TH Sarabun New" w:eastAsia="TH Sarabun New" w:cs="TH Sarabun New"/>
-        <w:b w:val="false"/>
-        <w:b w:val="false"/>
-        <w:sz w:val="32"/>
-        <w:sz w:val="32"/>
-        <w:szCs w:val="32"/>
-      </w:rPr>
-      <w:t xml:space="preserve">โทร </w:t>
-    </w:r>
-    <w:r>
-      <w:rPr>
-        <w:rFonts w:eastAsia="TH Sarabun New" w:cs="TH Sarabun New"/>
         <w:b w:val="false"/>
         <w:sz w:val="32"/>
         <w:szCs w:val="32"/>
       </w:rPr>
-      <w:t>{coordinator_phone}</w:t>
+      <w:t xml:space="preserve">โทร {coordinator_phone}</w:t>
     </w:r>
   </w:p>
 </w:ftr>
@@ -447,7 +407,6 @@
         </w:tabs>
         <w:ind w:left="1080" w:hanging="360"/>
       </w:pPr>
-      <w:rPr/>
     </w:lvl>
     <w:lvl w:ilvl="2">
       <w:start w:val="1"/>
@@ -460,7 +419,6 @@
         </w:tabs>
         <w:ind w:left="1440" w:hanging="360"/>
       </w:pPr>
-      <w:rPr/>
     </w:lvl>
     <w:lvl w:ilvl="3">
       <w:start w:val="1"/>
@@ -473,7 +431,6 @@
         </w:tabs>
         <w:ind w:left="1800" w:hanging="360"/>
       </w:pPr>
-      <w:rPr/>
     </w:lvl>
     <w:lvl w:ilvl="4">
       <w:start w:val="1"/>
@@ -486,7 +443,6 @@
         </w:tabs>
         <w:ind w:left="2160" w:hanging="360"/>
       </w:pPr>
-      <w:rPr/>
     </w:lvl>
     <w:lvl w:ilvl="5">
       <w:start w:val="1"/>
@@ -499,7 +455,6 @@
         </w:tabs>
         <w:ind w:left="2520" w:hanging="360"/>
       </w:pPr>
-      <w:rPr/>
     </w:lvl>
     <w:lvl w:ilvl="6">
       <w:start w:val="1"/>
@@ -512,7 +467,6 @@
         </w:tabs>
         <w:ind w:left="2880" w:hanging="360"/>
       </w:pPr>
-      <w:rPr/>
     </w:lvl>
     <w:lvl w:ilvl="7">
       <w:start w:val="1"/>
@@ -525,7 +479,6 @@
         </w:tabs>
         <w:ind w:left="3240" w:hanging="360"/>
       </w:pPr>
-      <w:rPr/>
     </w:lvl>
     <w:lvl w:ilvl="8">
       <w:start w:val="1"/>
@@ -538,7 +491,6 @@
         </w:tabs>
         <w:ind w:left="3600" w:hanging="360"/>
       </w:pPr>
-      <w:rPr/>
     </w:lvl>
   </w:abstractNum>
   <w:abstractNum w:abstractNumId="2">
@@ -568,7 +520,6 @@
         </w:tabs>
         <w:ind w:left="1080" w:hanging="360"/>
       </w:pPr>
-      <w:rPr/>
     </w:lvl>
     <w:lvl w:ilvl="2">
       <w:start w:val="1"/>
@@ -581,7 +532,6 @@
         </w:tabs>
         <w:ind w:left="1440" w:hanging="360"/>
       </w:pPr>
-      <w:rPr/>
     </w:lvl>
     <w:lvl w:ilvl="3">
       <w:start w:val="1"/>
@@ -594,7 +544,6 @@
         </w:tabs>
         <w:ind w:left="1800" w:hanging="360"/>
       </w:pPr>
-      <w:rPr/>
     </w:lvl>
     <w:lvl w:ilvl="4">
       <w:start w:val="1"/>
@@ -607,7 +556,6 @@
         </w:tabs>
         <w:ind w:left="2160" w:hanging="360"/>
       </w:pPr>
-      <w:rPr/>
     </w:lvl>
     <w:lvl w:ilvl="5">
       <w:start w:val="1"/>
@@ -620,7 +568,6 @@
         </w:tabs>
         <w:ind w:left="2520" w:hanging="360"/>
       </w:pPr>
-      <w:rPr/>
     </w:lvl>
     <w:lvl w:ilvl="6">
       <w:start w:val="1"/>
@@ -633,7 +580,6 @@
         </w:tabs>
         <w:ind w:left="2880" w:hanging="360"/>
       </w:pPr>
-      <w:rPr/>
     </w:lvl>
     <w:lvl w:ilvl="7">
       <w:start w:val="1"/>
@@ -646,7 +592,6 @@
         </w:tabs>
         <w:ind w:left="3240" w:hanging="360"/>
       </w:pPr>
-      <w:rPr/>
     </w:lvl>
     <w:lvl w:ilvl="8">
       <w:start w:val="1"/>
@@ -659,7 +604,6 @@
         </w:tabs>
         <w:ind w:left="3600" w:hanging="360"/>
       </w:pPr>
-      <w:rPr/>
     </w:lvl>
   </w:abstractNum>
   <w:abstractNum w:abstractNumId="3">
@@ -689,7 +633,6 @@
         </w:tabs>
         <w:ind w:left="1080" w:hanging="360"/>
       </w:pPr>
-      <w:rPr/>
     </w:lvl>
     <w:lvl w:ilvl="2">
       <w:start w:val="1"/>
@@ -702,7 +645,6 @@
         </w:tabs>
         <w:ind w:left="1440" w:hanging="360"/>
       </w:pPr>
-      <w:rPr/>
     </w:lvl>
     <w:lvl w:ilvl="3">
       <w:start w:val="1"/>
@@ -715,7 +657,6 @@
         </w:tabs>
         <w:ind w:left="1800" w:hanging="360"/>
       </w:pPr>
-      <w:rPr/>
     </w:lvl>
     <w:lvl w:ilvl="4">
       <w:start w:val="1"/>
@@ -728,7 +669,6 @@
         </w:tabs>
         <w:ind w:left="2160" w:hanging="360"/>
       </w:pPr>
-      <w:rPr/>
     </w:lvl>
     <w:lvl w:ilvl="5">
       <w:start w:val="1"/>
@@ -741,7 +681,6 @@
         </w:tabs>
         <w:ind w:left="2520" w:hanging="360"/>
       </w:pPr>
-      <w:rPr/>
     </w:lvl>
     <w:lvl w:ilvl="6">
       <w:start w:val="1"/>
@@ -754,7 +693,6 @@
         </w:tabs>
         <w:ind w:left="2880" w:hanging="360"/>
       </w:pPr>
-      <w:rPr/>
     </w:lvl>
     <w:lvl w:ilvl="7">
       <w:start w:val="1"/>
@@ -767,7 +705,6 @@
         </w:tabs>
         <w:ind w:left="3240" w:hanging="360"/>
       </w:pPr>
-      <w:rPr/>
     </w:lvl>
     <w:lvl w:ilvl="8">
       <w:start w:val="1"/>
@@ -780,7 +717,6 @@
         </w:tabs>
         <w:ind w:left="3600" w:hanging="360"/>
       </w:pPr>
-      <w:rPr/>
     </w:lvl>
   </w:abstractNum>
   <w:abstractNum w:abstractNumId="4">
@@ -808,7 +744,6 @@
         </w:tabs>
         <w:ind w:left="1080" w:hanging="360"/>
       </w:pPr>
-      <w:rPr/>
     </w:lvl>
     <w:lvl w:ilvl="2">
       <w:start w:val="1"/>
@@ -821,7 +756,6 @@
         </w:tabs>
         <w:ind w:left="1440" w:hanging="360"/>
       </w:pPr>
-      <w:rPr/>
     </w:lvl>
     <w:lvl w:ilvl="3">
       <w:start w:val="1"/>
@@ -834,7 +768,6 @@
         </w:tabs>
         <w:ind w:left="1800" w:hanging="360"/>
       </w:pPr>
-      <w:rPr/>
     </w:lvl>
     <w:lvl w:ilvl="4">
       <w:start w:val="1"/>
@@ -847,7 +780,6 @@
         </w:tabs>
         <w:ind w:left="2160" w:hanging="360"/>
       </w:pPr>
-      <w:rPr/>
     </w:lvl>
     <w:lvl w:ilvl="5">
       <w:start w:val="1"/>
@@ -860,7 +792,6 @@
         </w:tabs>
         <w:ind w:left="2520" w:hanging="360"/>
       </w:pPr>
-      <w:rPr/>
     </w:lvl>
     <w:lvl w:ilvl="6">
       <w:start w:val="1"/>
@@ -873,7 +804,6 @@
         </w:tabs>
         <w:ind w:left="2880" w:hanging="360"/>
       </w:pPr>
-      <w:rPr/>
     </w:lvl>
     <w:lvl w:ilvl="7">
       <w:start w:val="1"/>
@@ -886,7 +816,6 @@
         </w:tabs>
         <w:ind w:left="3240" w:hanging="360"/>
       </w:pPr>
-      <w:rPr/>
     </w:lvl>
     <w:lvl w:ilvl="8">
       <w:start w:val="1"/>
@@ -899,7 +828,6 @@
         </w:tabs>
         <w:ind w:left="3600" w:hanging="360"/>
       </w:pPr>
-      <w:rPr/>
     </w:lvl>
   </w:abstractNum>
   <w:abstractNum w:abstractNumId="5">
@@ -927,7 +855,6 @@
         </w:tabs>
         <w:ind w:left="1080" w:hanging="360"/>
       </w:pPr>
-      <w:rPr/>
     </w:lvl>
     <w:lvl w:ilvl="2">
       <w:start w:val="1"/>
@@ -940,7 +867,6 @@
         </w:tabs>
         <w:ind w:left="1440" w:hanging="360"/>
       </w:pPr>
-      <w:rPr/>
     </w:lvl>
     <w:lvl w:ilvl="3">
       <w:start w:val="1"/>
@@ -953,7 +879,6 @@
         </w:tabs>
         <w:ind w:left="1800" w:hanging="360"/>
       </w:pPr>
-      <w:rPr/>
     </w:lvl>
     <w:lvl w:ilvl="4">
       <w:start w:val="1"/>
@@ -966,7 +891,6 @@
         </w:tabs>
         <w:ind w:left="2160" w:hanging="360"/>
       </w:pPr>
-      <w:rPr/>
     </w:lvl>
     <w:lvl w:ilvl="5">
       <w:start w:val="1"/>
@@ -979,7 +903,6 @@
         </w:tabs>
         <w:ind w:left="2520" w:hanging="360"/>
       </w:pPr>
-      <w:rPr/>
     </w:lvl>
     <w:lvl w:ilvl="6">
       <w:start w:val="1"/>
@@ -992,7 +915,6 @@
         </w:tabs>
         <w:ind w:left="2880" w:hanging="360"/>
       </w:pPr>
-      <w:rPr/>
     </w:lvl>
     <w:lvl w:ilvl="7">
       <w:start w:val="1"/>
@@ -1005,7 +927,6 @@
         </w:tabs>
         <w:ind w:left="3240" w:hanging="360"/>
       </w:pPr>
-      <w:rPr/>
     </w:lvl>
     <w:lvl w:ilvl="8">
       <w:start w:val="1"/>
@@ -1018,7 +939,6 @@
         </w:tabs>
         <w:ind w:left="3600" w:hanging="360"/>
       </w:pPr>
-      <w:rPr/>
     </w:lvl>
   </w:abstractNum>
   <w:abstractNum w:abstractNumId="6">
@@ -1046,7 +966,6 @@
         </w:tabs>
         <w:ind w:left="1080" w:hanging="360"/>
       </w:pPr>
-      <w:rPr/>
     </w:lvl>
     <w:lvl w:ilvl="2">
       <w:start w:val="1"/>
@@ -1059,7 +978,6 @@
         </w:tabs>
         <w:ind w:left="1440" w:hanging="360"/>
       </w:pPr>
-      <w:rPr/>
     </w:lvl>
     <w:lvl w:ilvl="3">
       <w:start w:val="1"/>
@@ -1072,7 +990,6 @@
         </w:tabs>
         <w:ind w:left="1800" w:hanging="360"/>
       </w:pPr>
-      <w:rPr/>
     </w:lvl>
     <w:lvl w:ilvl="4">
       <w:start w:val="1"/>
@@ -1085,7 +1002,6 @@
         </w:tabs>
         <w:ind w:left="2160" w:hanging="360"/>
       </w:pPr>
-      <w:rPr/>
     </w:lvl>
     <w:lvl w:ilvl="5">
       <w:start w:val="1"/>
@@ -1098,7 +1014,6 @@
         </w:tabs>
         <w:ind w:left="2520" w:hanging="360"/>
       </w:pPr>
-      <w:rPr/>
     </w:lvl>
     <w:lvl w:ilvl="6">
       <w:start w:val="1"/>
@@ -1111,7 +1026,6 @@
         </w:tabs>
         <w:ind w:left="2880" w:hanging="360"/>
       </w:pPr>
-      <w:rPr/>
     </w:lvl>
     <w:lvl w:ilvl="7">
       <w:start w:val="1"/>
@@ -1124,7 +1038,6 @@
         </w:tabs>
         <w:ind w:left="3240" w:hanging="360"/>
       </w:pPr>
-      <w:rPr/>
     </w:lvl>
     <w:lvl w:ilvl="8">
       <w:start w:val="1"/>
@@ -1137,7 +1050,6 @@
         </w:tabs>
         <w:ind w:left="3600" w:hanging="360"/>
       </w:pPr>
-      <w:rPr/>
     </w:lvl>
   </w:abstractNum>
   <w:abstractNum w:abstractNumId="7">
@@ -1445,7 +1357,6 @@
     <w:rsid w:val="00fc693f"/>
     <w:pPr>
       <w:widowControl/>
-      <w:suppressAutoHyphens w:val="true"/>
       <w:bidi w:val="0"/>
       <w:spacing w:lineRule="auto" w:line="276" w:before="0" w:after="200"/>
       <w:jc w:val="left"/>
@@ -2197,7 +2108,6 @@
     <w:rsid w:val="00fc693f"/>
     <w:pPr>
       <w:widowControl/>
-      <w:suppressAutoHyphens w:val="true"/>
       <w:bidi w:val="0"/>
       <w:spacing w:lineRule="auto" w:line="240" w:before="0" w:after="0"/>
       <w:jc w:val="left"/>
@@ -2303,19 +2213,15 @@
       <w:szCs w:val="32"/>
     </w:rPr>
   </w:style>
-  <w:style w:type="paragraph" w:styleId="ListBullet3">
+  <w:style w:type="paragraph" w:styleId="List2">
     <w:name w:val="List Bullet 3"/>
     <w:basedOn w:val="Normal"/>
     <w:uiPriority w:val="99"/>
     <w:unhideWhenUsed/>
-    <w:qFormat/>
     <w:rsid w:val="00326f90"/>
     <w:pPr>
-      <w:numPr>
-        <w:ilvl w:val="0"/>
-        <w:numId w:val="3"/>
-      </w:numPr>
       <w:spacing w:before="0" w:after="200"/>
+      <w:ind w:left="720" w:hanging="360"/>
       <w:contextualSpacing/>
     </w:pPr>
     <w:rPr>
@@ -2323,12 +2229,11 @@
       <w:sz w:val="32"/>
     </w:rPr>
   </w:style>
-  <w:style w:type="paragraph" w:styleId="ListBullet4">
+  <w:style w:type="paragraph" w:styleId="List3">
     <w:name w:val="List Bullet 4"/>
     <w:basedOn w:val="Normal"/>
     <w:uiPriority w:val="99"/>
     <w:unhideWhenUsed/>
-    <w:qFormat/>
     <w:rsid w:val="00326f90"/>
     <w:pPr>
       <w:spacing w:before="0" w:after="200"/>
@@ -2371,6 +2276,26 @@
       <w:numPr>
         <w:ilvl w:val="0"/>
         <w:numId w:val="2"/>
+      </w:numPr>
+      <w:spacing w:before="0" w:after="200"/>
+      <w:contextualSpacing/>
+    </w:pPr>
+    <w:rPr>
+      <w:rFonts w:ascii="TH Sarabun New" w:hAnsi="TH Sarabun New"/>
+      <w:sz w:val="32"/>
+    </w:rPr>
+  </w:style>
+  <w:style w:type="paragraph" w:styleId="ListBullet3">
+    <w:name w:val="List Bullet 3"/>
+    <w:basedOn w:val="Normal"/>
+    <w:uiPriority w:val="99"/>
+    <w:unhideWhenUsed/>
+    <w:qFormat/>
+    <w:rsid w:val="00326f90"/>
+    <w:pPr>
+      <w:numPr>
+        <w:ilvl w:val="0"/>
+        <w:numId w:val="3"/>
       </w:numPr>
       <w:spacing w:before="0" w:after="200"/>
       <w:contextualSpacing/>
@@ -2510,7 +2435,6 @@
         <w:tab w:val="left" w:pos="3456" w:leader="none"/>
         <w:tab w:val="left" w:pos="4032" w:leader="none"/>
       </w:tabs>
-      <w:suppressAutoHyphens w:val="true"/>
       <w:bidi w:val="0"/>
       <w:spacing w:lineRule="auto" w:line="276" w:before="0" w:after="200"/>
       <w:jc w:val="left"/>

--- a/web/templates/complaint/template.docx
+++ b/web/templates/complaint/template.docx
@@ -5,10 +5,32 @@
     <w:p>
       <w:pPr>
         <w:pStyle w:val="Normal"/>
-        <w:spacing w:lineRule="exact" w:line="403" w:before="0" w:after="200"/>
+        <w:spacing w:lineRule="auto" w:line="240" w:before="0" w:after="200"/>
         <w:jc w:val="center"/>
         <w:rPr>
-          <w:rFonts w:ascii="TH Sarabun New" w:hAnsi="TH Sarabun New" w:cs="TH Sarabun New"/>
+          <w:b w:val="false"/>
+          <w:b w:val="false"/>
+          <w:bCs w:val="false"/>
+        </w:rPr>
+      </w:pPr>
+      <w:r>
+        <w:rPr>
+          <w:rFonts w:eastAsia="TH Sarabun New" w:cs="TH Sarabun New" w:ascii="TH Sarabun New" w:hAnsi="TH Sarabun New"/>
+          <w:b w:val="false"/>
+          <w:bCs w:val="false"/>
+          <w:sz w:val="32"/>
+          <w:szCs w:val="32"/>
+        </w:rPr>
+        <w:t>{%LOGO}</w:t>
+      </w:r>
+    </w:p>
+    <w:p>
+      <w:pPr>
+        <w:pStyle w:val="Normal"/>
+        <w:spacing w:lineRule="exact" w:line="403" w:before="0" w:after="0"/>
+        <w:jc w:val="right"/>
+        <w:rPr>
+          <w:rFonts w:ascii="TH Sarabun New" w:hAnsi="TH Sarabun New"/>
           <w:b/>
           <w:b/>
           <w:bCs/>
@@ -24,7 +46,7 @@
           <w:sz w:val="32"/>
           <w:szCs w:val="32"/>
         </w:rPr>
-        <w:t>{%LOGO}</w:t>
+        <w:t>{org_name}</w:t>
       </w:r>
     </w:p>
     <w:p>
@@ -34,53 +56,19 @@
         <w:jc w:val="right"/>
         <w:rPr>
           <w:rFonts w:ascii="TH Sarabun New" w:hAnsi="TH Sarabun New"/>
-          <w:b/>
-          <w:b/>
-          <w:bCs/>
-          <w:sz w:val="32"/>
-          <w:szCs w:val="32"/>
-        </w:rPr>
-      </w:pPr>
-      <w:r>
-        <w:rPr>
-          <w:rFonts w:eastAsia="TH Sarabun New" w:cs="TH Sarabun New" w:ascii="TH Sarabun New" w:hAnsi="TH Sarabun New"/>
-          <w:b/>
-          <w:bCs/>
-          <w:sz w:val="32"/>
-          <w:szCs w:val="32"/>
-        </w:rPr>
-        <w:t>{org_name}</w:t>
-      </w:r>
-    </w:p>
-    <w:p>
-      <w:pPr>
-        <w:pStyle w:val="Normal"/>
-        <w:spacing w:lineRule="exact" w:line="403" w:before="0" w:after="0"/>
-        <w:jc w:val="right"/>
-        <w:rPr>
-          <w:rFonts w:ascii="TH Sarabun New" w:hAnsi="TH Sarabun New"/>
-          <w:sz w:val="32"/>
-          <w:szCs w:val="32"/>
-        </w:rPr>
-      </w:pPr>
-      <w:r>
-        <w:rPr>
-          <w:rFonts w:eastAsia="TH Sarabun New" w:cs="TH Sarabun New" w:ascii="TH Sarabun New" w:hAnsi="TH Sarabun New"/>
-          <w:b/>
-          <w:bCs/>
+          <w:sz w:val="32"/>
+          <w:szCs w:val="32"/>
+        </w:rPr>
+      </w:pPr>
+      <w:r>
+        <w:rPr>
+          <w:rFonts w:eastAsia="TH Sarabun New" w:cs="TH Sarabun New" w:ascii="TH Sarabun New" w:hAnsi="TH Sarabun New"/>
+          <w:b w:val="false"/>
+          <w:bCs w:val="false"/>
           <w:sz w:val="32"/>
           <w:szCs w:val="32"/>
         </w:rPr>
         <w:t>{address}</w:t>
-      </w:r>
-      <w:r>
-        <w:rPr>
-          <w:rFonts w:eastAsia="TH Sarabun New" w:cs="TH Sarabun New" w:ascii="TH Sarabun New" w:hAnsi="TH Sarabun New"/>
-          <w:b w:val="false"/>
-          <w:bCs w:val="false"/>
-          <w:sz w:val="32"/>
-          <w:szCs w:val="32"/>
-        </w:rPr>
         <w:br/>
       </w:r>
     </w:p>
@@ -115,17 +103,17 @@
         </w:tabs>
         <w:spacing w:lineRule="exact" w:line="403" w:before="0" w:after="0"/>
         <w:rPr>
-          <w:rFonts w:ascii="TH Sarabun New" w:hAnsi="TH Sarabun New" w:cs="TH Sarabun New"/>
-          <w:sz w:val="32"/>
-          <w:szCs w:val="32"/>
+          <w:b/>
+          <w:b/>
+          <w:bCs/>
         </w:rPr>
       </w:pPr>
       <w:r>
         <w:rPr>
           <w:rFonts w:ascii="TH Sarabun New" w:hAnsi="TH Sarabun New" w:eastAsia="TH Sarabun New" w:cs="TH Sarabun New"/>
-          <w:b w:val="false"/>
-          <w:b w:val="false"/>
-          <w:bCs w:val="false"/>
+          <w:b/>
+          <w:b/>
+          <w:bCs/>
           <w:sz w:val="32"/>
           <w:sz w:val="32"/>
           <w:szCs w:val="32"/>
@@ -152,9 +140,9 @@
         </w:tabs>
         <w:spacing w:lineRule="exact" w:line="403" w:before="0" w:after="0"/>
         <w:rPr>
-          <w:rFonts w:ascii="TH Sarabun New" w:hAnsi="TH Sarabun New" w:cs="TH Sarabun New"/>
-          <w:sz w:val="32"/>
-          <w:szCs w:val="32"/>
+          <w:b w:val="false"/>
+          <w:b w:val="false"/>
+          <w:bCs w:val="false"/>
         </w:rPr>
       </w:pPr>
       <w:r>
@@ -172,8 +160,8 @@
       <w:r>
         <w:rPr>
           <w:rFonts w:eastAsia="TH Sarabun New" w:cs="TH Sarabun New" w:ascii="TH Sarabun New" w:hAnsi="TH Sarabun New"/>
-          <w:b/>
-          <w:bCs/>
+          <w:b w:val="false"/>
+          <w:bCs w:val="false"/>
           <w:sz w:val="32"/>
           <w:szCs w:val="32"/>
         </w:rPr>
@@ -189,99 +177,107 @@
         </w:tabs>
         <w:spacing w:lineRule="exact" w:line="403" w:before="0" w:after="0"/>
         <w:rPr>
-          <w:rFonts w:ascii="TH Sarabun New" w:hAnsi="TH Sarabun New" w:cs="TH Sarabun New"/>
-          <w:sz w:val="32"/>
-          <w:szCs w:val="32"/>
-        </w:rPr>
-      </w:pPr>
-      <w:r>
-        <w:rPr>
-          <w:rFonts w:eastAsia="TH Sarabun New" w:cs="TH Sarabun New" w:ascii="TH Sarabun New" w:hAnsi="TH Sarabun New"/>
-          <w:b/>
-          <w:bCs/>
-          <w:sz w:val="32"/>
-          <w:szCs w:val="32"/>
-        </w:rPr>
-        <w:t>{reference_</w:t>
-      </w:r>
-      <w:r>
-        <w:rPr>
-          <w:rFonts w:eastAsia="TH Sarabun New" w:cs="TH Sarabun New" w:ascii="TH Sarabun New" w:hAnsi="TH Sarabun New"/>
-          <w:b/>
-          <w:bCs/>
-          <w:sz w:val="32"/>
-          <w:szCs w:val="32"/>
-        </w:rPr>
-        <w:t>line</w:t>
-      </w:r>
-      <w:r>
-        <w:rPr>
-          <w:rFonts w:eastAsia="TH Sarabun New" w:cs="TH Sarabun New" w:ascii="TH Sarabun New" w:hAnsi="TH Sarabun New"/>
-          <w:b/>
-          <w:bCs/>
-          <w:sz w:val="32"/>
-          <w:szCs w:val="32"/>
-        </w:rPr>
-        <w:t>}</w:t>
-      </w:r>
-    </w:p>
-    <w:p>
-      <w:pPr>
-        <w:pStyle w:val="Normal"/>
-        <w:tabs>
-          <w:tab w:val="clear" w:pos="720"/>
-          <w:tab w:val="left" w:pos="1600" w:leader="none"/>
-        </w:tabs>
-        <w:spacing w:lineRule="exact" w:line="403" w:before="0" w:after="0"/>
-        <w:rPr>
-          <w:rFonts w:ascii="TH Sarabun New" w:hAnsi="TH Sarabun New" w:cs="TH Sarabun New"/>
-          <w:sz w:val="32"/>
-          <w:szCs w:val="32"/>
-        </w:rPr>
-      </w:pPr>
-      <w:r>
-        <w:rPr>
-          <w:rFonts w:ascii="TH Sarabun New" w:hAnsi="TH Sarabun New" w:eastAsia="TH Sarabun New" w:cs="TH Sarabun New"/>
-          <w:b w:val="false"/>
-          <w:b w:val="false"/>
-          <w:bCs w:val="false"/>
-          <w:sz w:val="32"/>
-          <w:sz w:val="32"/>
-          <w:szCs w:val="32"/>
-        </w:rPr>
-        <w:t xml:space="preserve">สิ่งที่ส่งมาด้วย </w:t>
-      </w:r>
-      <w:r>
-        <w:rPr>
-          <w:rFonts w:eastAsia="TH Sarabun New" w:cs="TH Sarabun New" w:ascii="TH Sarabun New" w:hAnsi="TH Sarabun New"/>
-          <w:b w:val="false"/>
-          <w:bCs w:val="false"/>
-          <w:sz w:val="32"/>
-          <w:szCs w:val="32"/>
-        </w:rPr>
-        <w:t>{attachment</w:t>
-      </w:r>
-      <w:r>
-        <w:rPr>
-          <w:rFonts w:eastAsia="TH Sarabun New" w:cs="TH Sarabun New" w:ascii="TH Sarabun New" w:hAnsi="TH Sarabun New"/>
-          <w:b w:val="false"/>
-          <w:bCs w:val="false"/>
-          <w:sz w:val="32"/>
-          <w:szCs w:val="32"/>
-        </w:rPr>
-        <w:t>s</w:t>
-      </w:r>
-      <w:r>
-        <w:rPr>
-          <w:rFonts w:eastAsia="TH Sarabun New" w:cs="TH Sarabun New" w:ascii="TH Sarabun New" w:hAnsi="TH Sarabun New"/>
-          <w:b w:val="false"/>
-          <w:bCs w:val="false"/>
-          <w:sz w:val="32"/>
-          <w:szCs w:val="32"/>
-        </w:rPr>
-        <w:t>}</w:t>
-      </w:r>
-    </w:p>
+          <w:b w:val="false"/>
+          <w:b w:val="false"/>
+          <w:bCs w:val="false"/>
+        </w:rPr>
+      </w:pPr>
+      <w:r>
+        <w:rPr>
+          <w:rFonts w:eastAsia="TH Sarabun New" w:cs="TH Sarabun New" w:ascii="TH Sarabun New" w:hAnsi="TH Sarabun New"/>
+          <w:b w:val="false"/>
+          <w:bCs w:val="false"/>
+          <w:sz w:val="32"/>
+          <w:szCs w:val="32"/>
+        </w:rPr>
+        <w:t>{reference_line}</w:t>
+      </w:r>
+    </w:p>
+    <w:tbl>
+      <w:tblPr>
+        <w:tblW w:w="5000" w:type="pct"/>
+        <w:jc w:val="left"/>
+        <w:tblInd w:w="0" w:type="dxa"/>
+        <w:tblLayout w:type="fixed"/>
+        <w:tblCellMar>
+          <w:top w:w="55" w:type="dxa"/>
+          <w:left w:w="55" w:type="dxa"/>
+          <w:bottom w:w="55" w:type="dxa"/>
+          <w:right w:w="55" w:type="dxa"/>
+        </w:tblCellMar>
+      </w:tblPr>
+      <w:tblGrid>
+        <w:gridCol w:w="1445"/>
+        <w:gridCol w:w="8728"/>
+      </w:tblGrid>
+      <w:tr>
+        <w:trPr/>
+        <w:tc>
+          <w:tcPr>
+            <w:tcW w:w="1445" w:type="dxa"/>
+            <w:tcBorders/>
+          </w:tcPr>
+          <w:p>
+            <w:pPr>
+              <w:pStyle w:val="Normal"/>
+              <w:tabs>
+                <w:tab w:val="clear" w:pos="720"/>
+                <w:tab w:val="left" w:pos="1600" w:leader="none"/>
+              </w:tabs>
+              <w:spacing w:lineRule="exact" w:line="403" w:before="0" w:after="0"/>
+              <w:rPr>
+                <w:rFonts w:ascii="TH Sarabun New" w:hAnsi="TH Sarabun New" w:cs="TH Sarabun New"/>
+                <w:sz w:val="32"/>
+                <w:szCs w:val="32"/>
+              </w:rPr>
+            </w:pPr>
+            <w:r>
+              <w:rPr>
+                <w:rFonts w:ascii="TH Sarabun New" w:hAnsi="TH Sarabun New" w:eastAsia="TH Sarabun New" w:cs="TH Sarabun New"/>
+                <w:b w:val="false"/>
+                <w:b w:val="false"/>
+                <w:bCs w:val="false"/>
+                <w:sz w:val="32"/>
+                <w:sz w:val="32"/>
+                <w:szCs w:val="32"/>
+              </w:rPr>
+              <w:t>สิ่งที่ส่งมาด้วย</w:t>
+            </w:r>
+          </w:p>
+        </w:tc>
+        <w:tc>
+          <w:tcPr>
+            <w:tcW w:w="8728" w:type="dxa"/>
+            <w:tcBorders/>
+          </w:tcPr>
+          <w:p>
+            <w:pPr>
+              <w:pStyle w:val="Normal"/>
+              <w:tabs>
+                <w:tab w:val="clear" w:pos="720"/>
+                <w:tab w:val="left" w:pos="1600" w:leader="none"/>
+              </w:tabs>
+              <w:spacing w:lineRule="exact" w:line="403" w:before="0" w:after="0"/>
+              <w:rPr>
+                <w:rFonts w:ascii="TH Sarabun New" w:hAnsi="TH Sarabun New" w:cs="TH Sarabun New"/>
+                <w:sz w:val="32"/>
+                <w:szCs w:val="32"/>
+              </w:rPr>
+            </w:pPr>
+            <w:r>
+              <w:rPr>
+                <w:rFonts w:eastAsia="TH Sarabun New" w:cs="TH Sarabun New" w:ascii="TH Sarabun New" w:hAnsi="TH Sarabun New"/>
+                <w:b w:val="false"/>
+                <w:bCs w:val="false"/>
+                <w:sz w:val="32"/>
+                <w:szCs w:val="32"/>
+              </w:rPr>
+              <w:t>{attachments}</w:t>
+            </w:r>
+          </w:p>
+        </w:tc>
+      </w:tr>
+    </w:tbl>
     <w:p>
       <w:pPr>
         <w:pStyle w:val="Normal"/>
@@ -293,17 +289,6 @@
           <w:szCs w:val="32"/>
         </w:rPr>
       </w:pPr>
-      <w:r>
-        <w:rPr>
-          <w:rFonts w:eastAsia="TH Sarabun New" w:cs="TH Sarabun New" w:ascii="TH Sarabun New" w:hAnsi="TH Sarabun New"/>
-          <w:b w:val="false"/>
-          <w:bCs w:val="false"/>
-          <w:sz w:val="32"/>
-          <w:szCs w:val="32"/>
-        </w:rPr>
-        <w:tab/>
-        <w:tab/>
-      </w:r>
       <w:r>
         <w:rPr>
           <w:rFonts w:eastAsia="TH Sarabun New" w:cs="TH Sarabun New" w:ascii="TH Sarabun New" w:hAnsi="TH Sarabun New"/>
@@ -321,6 +306,8 @@
           <w:effect w:val="none"/>
           <w:shd w:fill="auto" w:val="clear"/>
         </w:rPr>
+        <w:tab/>
+        <w:tab/>
         <w:t>{body}</w:t>
       </w:r>
     </w:p>
@@ -354,19 +341,16 @@
         <w:spacing w:lineRule="exact" w:line="403" w:before="0" w:after="0"/>
         <w:jc w:val="center"/>
         <w:rPr>
-          <w:rFonts w:ascii="TH Sarabun New" w:hAnsi="TH Sarabun New"/>
-          <w:b/>
-          <w:b/>
-          <w:bCs/>
-          <w:sz w:val="32"/>
-          <w:szCs w:val="32"/>
-        </w:rPr>
-      </w:pPr>
-      <w:r>
-        <w:rPr>
-          <w:rFonts w:eastAsia="TH Sarabun New" w:cs="TH Sarabun New" w:ascii="TH Sarabun New" w:hAnsi="TH Sarabun New"/>
-          <w:b/>
-          <w:bCs/>
+          <w:b w:val="false"/>
+          <w:b w:val="false"/>
+          <w:bCs w:val="false"/>
+        </w:rPr>
+      </w:pPr>
+      <w:r>
+        <w:rPr>
+          <w:rFonts w:eastAsia="TH Sarabun New" w:cs="TH Sarabun New" w:ascii="TH Sarabun New" w:hAnsi="TH Sarabun New"/>
+          <w:b w:val="false"/>
+          <w:bCs w:val="false"/>
           <w:sz w:val="32"/>
           <w:szCs w:val="32"/>
         </w:rPr>
@@ -379,19 +363,16 @@
         <w:spacing w:lineRule="exact" w:line="403" w:before="0" w:after="0"/>
         <w:jc w:val="center"/>
         <w:rPr>
-          <w:rFonts w:ascii="TH Sarabun New" w:hAnsi="TH Sarabun New"/>
-          <w:b/>
-          <w:b/>
-          <w:bCs/>
-          <w:sz w:val="32"/>
-          <w:szCs w:val="32"/>
-        </w:rPr>
-      </w:pPr>
-      <w:r>
-        <w:rPr>
-          <w:rFonts w:eastAsia="TH Sarabun New" w:cs="TH Sarabun New" w:ascii="TH Sarabun New" w:hAnsi="TH Sarabun New"/>
-          <w:b/>
-          <w:bCs/>
+          <w:b w:val="false"/>
+          <w:b w:val="false"/>
+          <w:bCs w:val="false"/>
+        </w:rPr>
+      </w:pPr>
+      <w:r>
+        <w:rPr>
+          <w:rFonts w:eastAsia="TH Sarabun New" w:cs="TH Sarabun New" w:ascii="TH Sarabun New" w:hAnsi="TH Sarabun New"/>
+          <w:b w:val="false"/>
+          <w:bCs w:val="false"/>
           <w:sz w:val="32"/>
           <w:szCs w:val="32"/>
         </w:rPr>
@@ -404,16 +385,16 @@
         <w:spacing w:lineRule="exact" w:line="403" w:before="0" w:after="240"/>
         <w:jc w:val="center"/>
         <w:rPr>
-          <w:rFonts w:ascii="TH Sarabun New" w:hAnsi="TH Sarabun New" w:cs="TH Sarabun New"/>
-          <w:sz w:val="32"/>
-          <w:szCs w:val="32"/>
-        </w:rPr>
-      </w:pPr>
-      <w:r>
-        <w:rPr>
-          <w:rFonts w:eastAsia="TH Sarabun New" w:cs="TH Sarabun New" w:ascii="TH Sarabun New" w:hAnsi="TH Sarabun New"/>
-          <w:b/>
-          <w:bCs/>
+          <w:b w:val="false"/>
+          <w:b w:val="false"/>
+          <w:bCs w:val="false"/>
+        </w:rPr>
+      </w:pPr>
+      <w:r>
+        <w:rPr>
+          <w:rFonts w:eastAsia="TH Sarabun New" w:cs="TH Sarabun New" w:ascii="TH Sarabun New" w:hAnsi="TH Sarabun New"/>
+          <w:b w:val="false"/>
+          <w:bCs w:val="false"/>
           <w:sz w:val="32"/>
           <w:szCs w:val="32"/>
         </w:rPr>
@@ -841,5 +822,15 @@
       <w:szCs w:val="20"/>
     </w:rPr>
   </w:style>
+  <w:style w:type="paragraph" w:styleId="TableContents">
+    <w:name w:val="Table Contents"/>
+    <w:basedOn w:val="Normal"/>
+    <w:qFormat/>
+    <w:pPr>
+      <w:widowControl w:val="false"/>
+      <w:suppressLineNumbers/>
+    </w:pPr>
+    <w:rPr/>
+  </w:style>
 </w:styles>
 </file>
--- a/web/templates/complaint/template.docx
+++ b/web/templates/complaint/template.docx
@@ -11,15 +11,17 @@
           <w:b w:val="false"/>
           <w:b w:val="false"/>
           <w:bCs w:val="false"/>
-        </w:rPr>
-      </w:pPr>
-      <w:r>
-        <w:rPr>
-          <w:rFonts w:eastAsia="TH Sarabun New" w:cs="TH Sarabun New" w:ascii="TH Sarabun New" w:hAnsi="TH Sarabun New"/>
-          <w:b w:val="false"/>
-          <w:bCs w:val="false"/>
-          <w:sz w:val="32"/>
-          <w:szCs w:val="32"/>
+          <w:sz w:val="28"/>
+          <w:szCs w:val="28"/>
+        </w:rPr>
+      </w:pPr>
+      <w:r>
+        <w:rPr>
+          <w:rFonts w:eastAsia="TH Sarabun New" w:cs="TH Sarabun New" w:ascii="TH Sarabun New" w:hAnsi="TH Sarabun New"/>
+          <w:b w:val="false"/>
+          <w:bCs w:val="false"/>
+          <w:sz w:val="28"/>
+          <w:szCs w:val="28"/>
         </w:rPr>
         <w:t>{%LOGO}</w:t>
       </w:r>
@@ -30,21 +32,17 @@
         <w:spacing w:lineRule="exact" w:line="403" w:before="0" w:after="0"/>
         <w:jc w:val="right"/>
         <w:rPr>
-          <w:rFonts w:ascii="TH Sarabun New" w:hAnsi="TH Sarabun New"/>
-          <w:b/>
+          <w:sz w:val="28"/>
+          <w:szCs w:val="28"/>
+        </w:rPr>
+      </w:pPr>
+      <w:r>
+        <w:rPr>
+          <w:rFonts w:eastAsia="TH Sarabun New" w:cs="TH Sarabun New" w:ascii="TH Sarabun New" w:hAnsi="TH Sarabun New"/>
           <w:b/>
           <w:bCs/>
-          <w:sz w:val="32"/>
-          <w:szCs w:val="32"/>
-        </w:rPr>
-      </w:pPr>
-      <w:r>
-        <w:rPr>
-          <w:rFonts w:eastAsia="TH Sarabun New" w:cs="TH Sarabun New" w:ascii="TH Sarabun New" w:hAnsi="TH Sarabun New"/>
-          <w:b/>
-          <w:bCs/>
-          <w:sz w:val="32"/>
-          <w:szCs w:val="32"/>
+          <w:sz w:val="28"/>
+          <w:szCs w:val="28"/>
         </w:rPr>
         <w:t>{org_name}</w:t>
       </w:r>
@@ -55,18 +53,17 @@
         <w:spacing w:lineRule="exact" w:line="403" w:before="0" w:after="0"/>
         <w:jc w:val="right"/>
         <w:rPr>
-          <w:rFonts w:ascii="TH Sarabun New" w:hAnsi="TH Sarabun New"/>
-          <w:sz w:val="32"/>
-          <w:szCs w:val="32"/>
-        </w:rPr>
-      </w:pPr>
-      <w:r>
-        <w:rPr>
-          <w:rFonts w:eastAsia="TH Sarabun New" w:cs="TH Sarabun New" w:ascii="TH Sarabun New" w:hAnsi="TH Sarabun New"/>
-          <w:b w:val="false"/>
-          <w:bCs w:val="false"/>
-          <w:sz w:val="32"/>
-          <w:szCs w:val="32"/>
+          <w:sz w:val="28"/>
+          <w:szCs w:val="28"/>
+        </w:rPr>
+      </w:pPr>
+      <w:r>
+        <w:rPr>
+          <w:rFonts w:eastAsia="TH Sarabun New" w:cs="TH Sarabun New" w:ascii="TH Sarabun New" w:hAnsi="TH Sarabun New"/>
+          <w:b w:val="false"/>
+          <w:bCs w:val="false"/>
+          <w:sz w:val="28"/>
+          <w:szCs w:val="28"/>
         </w:rPr>
         <w:t>{address}</w:t>
         <w:br/>
@@ -78,18 +75,17 @@
         <w:spacing w:lineRule="exact" w:line="403" w:before="0" w:after="0"/>
         <w:jc w:val="center"/>
         <w:rPr>
-          <w:rFonts w:ascii="TH Sarabun New" w:hAnsi="TH Sarabun New" w:cs="TH Sarabun New"/>
-          <w:sz w:val="32"/>
-          <w:szCs w:val="32"/>
-        </w:rPr>
-      </w:pPr>
-      <w:r>
-        <w:rPr>
-          <w:rFonts w:eastAsia="TH Sarabun New" w:cs="TH Sarabun New" w:ascii="TH Sarabun New" w:hAnsi="TH Sarabun New"/>
-          <w:b w:val="false"/>
-          <w:bCs w:val="false"/>
-          <w:sz w:val="32"/>
-          <w:szCs w:val="32"/>
+          <w:sz w:val="28"/>
+          <w:szCs w:val="28"/>
+        </w:rPr>
+      </w:pPr>
+      <w:r>
+        <w:rPr>
+          <w:rFonts w:eastAsia="TH Sarabun New" w:cs="TH Sarabun New" w:ascii="TH Sarabun New" w:hAnsi="TH Sarabun New"/>
+          <w:b w:val="false"/>
+          <w:bCs w:val="false"/>
+          <w:sz w:val="28"/>
+          <w:szCs w:val="28"/>
         </w:rPr>
         <w:t>{date}</w:t>
       </w:r>
@@ -106,6 +102,8 @@
           <w:b/>
           <w:b/>
           <w:bCs/>
+          <w:sz w:val="28"/>
+          <w:szCs w:val="28"/>
         </w:rPr>
       </w:pPr>
       <w:r>
@@ -114,9 +112,9 @@
           <w:b/>
           <w:b/>
           <w:bCs/>
-          <w:sz w:val="32"/>
-          <w:sz w:val="32"/>
-          <w:szCs w:val="32"/>
+          <w:sz w:val="28"/>
+          <w:sz w:val="28"/>
+          <w:szCs w:val="28"/>
         </w:rPr>
         <w:t xml:space="preserve">เรื่อง </w:t>
       </w:r>
@@ -125,8 +123,8 @@
           <w:rFonts w:eastAsia="TH Sarabun New" w:cs="TH Sarabun New" w:ascii="TH Sarabun New" w:hAnsi="TH Sarabun New"/>
           <w:b/>
           <w:bCs/>
-          <w:sz w:val="32"/>
-          <w:szCs w:val="32"/>
+          <w:sz w:val="28"/>
+          <w:szCs w:val="28"/>
         </w:rPr>
         <w:t>{subject}</w:t>
       </w:r>
@@ -143,6 +141,8 @@
           <w:b w:val="false"/>
           <w:b w:val="false"/>
           <w:bCs w:val="false"/>
+          <w:sz w:val="28"/>
+          <w:szCs w:val="28"/>
         </w:rPr>
       </w:pPr>
       <w:r>
@@ -151,9 +151,9 @@
           <w:b w:val="false"/>
           <w:b w:val="false"/>
           <w:bCs w:val="false"/>
-          <w:sz w:val="32"/>
-          <w:sz w:val="32"/>
-          <w:szCs w:val="32"/>
+          <w:sz w:val="28"/>
+          <w:sz w:val="28"/>
+          <w:szCs w:val="28"/>
         </w:rPr>
         <w:t xml:space="preserve">เรียน </w:t>
       </w:r>
@@ -162,8 +162,8 @@
           <w:rFonts w:eastAsia="TH Sarabun New" w:cs="TH Sarabun New" w:ascii="TH Sarabun New" w:hAnsi="TH Sarabun New"/>
           <w:b w:val="false"/>
           <w:bCs w:val="false"/>
-          <w:sz w:val="32"/>
-          <w:szCs w:val="32"/>
+          <w:sz w:val="28"/>
+          <w:szCs w:val="28"/>
         </w:rPr>
         <w:t>{recipient_title} {recipient_name}</w:t>
       </w:r>
@@ -180,15 +180,17 @@
           <w:b w:val="false"/>
           <w:b w:val="false"/>
           <w:bCs w:val="false"/>
-        </w:rPr>
-      </w:pPr>
-      <w:r>
-        <w:rPr>
-          <w:rFonts w:eastAsia="TH Sarabun New" w:cs="TH Sarabun New" w:ascii="TH Sarabun New" w:hAnsi="TH Sarabun New"/>
-          <w:b w:val="false"/>
-          <w:bCs w:val="false"/>
-          <w:sz w:val="32"/>
-          <w:szCs w:val="32"/>
+          <w:sz w:val="28"/>
+          <w:szCs w:val="28"/>
+        </w:rPr>
+      </w:pPr>
+      <w:r>
+        <w:rPr>
+          <w:rFonts w:eastAsia="TH Sarabun New" w:cs="TH Sarabun New" w:ascii="TH Sarabun New" w:hAnsi="TH Sarabun New"/>
+          <w:b w:val="false"/>
+          <w:bCs w:val="false"/>
+          <w:sz w:val="28"/>
+          <w:szCs w:val="28"/>
         </w:rPr>
         <w:t>{reference_line}</w:t>
       </w:r>
@@ -226,9 +228,8 @@
               </w:tabs>
               <w:spacing w:lineRule="exact" w:line="403" w:before="0" w:after="0"/>
               <w:rPr>
-                <w:rFonts w:ascii="TH Sarabun New" w:hAnsi="TH Sarabun New" w:cs="TH Sarabun New"/>
-                <w:sz w:val="32"/>
-                <w:szCs w:val="32"/>
+                <w:sz w:val="28"/>
+                <w:szCs w:val="28"/>
               </w:rPr>
             </w:pPr>
             <w:r>
@@ -237,9 +238,9 @@
                 <w:b w:val="false"/>
                 <w:b w:val="false"/>
                 <w:bCs w:val="false"/>
-                <w:sz w:val="32"/>
-                <w:sz w:val="32"/>
-                <w:szCs w:val="32"/>
+                <w:sz w:val="28"/>
+                <w:sz w:val="28"/>
+                <w:szCs w:val="28"/>
               </w:rPr>
               <w:t>สิ่งที่ส่งมาด้วย</w:t>
             </w:r>
@@ -259,9 +260,8 @@
               </w:tabs>
               <w:spacing w:lineRule="exact" w:line="403" w:before="0" w:after="0"/>
               <w:rPr>
-                <w:rFonts w:ascii="TH Sarabun New" w:hAnsi="TH Sarabun New" w:cs="TH Sarabun New"/>
-                <w:sz w:val="32"/>
-                <w:szCs w:val="32"/>
+                <w:sz w:val="28"/>
+                <w:szCs w:val="28"/>
               </w:rPr>
             </w:pPr>
             <w:r>
@@ -269,8 +269,8 @@
                 <w:rFonts w:eastAsia="TH Sarabun New" w:cs="TH Sarabun New" w:ascii="TH Sarabun New" w:hAnsi="TH Sarabun New"/>
                 <w:b w:val="false"/>
                 <w:bCs w:val="false"/>
-                <w:sz w:val="32"/>
-                <w:szCs w:val="32"/>
+                <w:sz w:val="28"/>
+                <w:szCs w:val="28"/>
               </w:rPr>
               <w:t>{attachments}</w:t>
             </w:r>
@@ -284,9 +284,8 @@
         <w:spacing w:lineRule="exact" w:line="403" w:before="0" w:after="200"/>
         <w:jc w:val="left"/>
         <w:rPr>
-          <w:rFonts w:ascii="TH Sarabun New" w:hAnsi="TH Sarabun New" w:cs="TH Sarabun New"/>
-          <w:sz w:val="32"/>
-          <w:szCs w:val="32"/>
+          <w:sz w:val="28"/>
+          <w:szCs w:val="28"/>
         </w:rPr>
       </w:pPr>
       <w:r>
@@ -300,8 +299,8 @@
           <w:strike w:val="false"/>
           <w:dstrike w:val="false"/>
           <w:color w:val="000000"/>
-          <w:sz w:val="32"/>
-          <w:szCs w:val="32"/>
+          <w:sz w:val="28"/>
+          <w:szCs w:val="28"/>
           <w:u w:val="none"/>
           <w:effect w:val="none"/>
           <w:shd w:fill="auto" w:val="clear"/>
@@ -317,9 +316,8 @@
         <w:spacing w:lineRule="exact" w:line="403" w:before="0" w:after="900"/>
         <w:jc w:val="center"/>
         <w:rPr>
-          <w:rFonts w:ascii="TH Sarabun New" w:hAnsi="TH Sarabun New" w:cs="TH Sarabun New"/>
-          <w:sz w:val="32"/>
-          <w:szCs w:val="32"/>
+          <w:sz w:val="28"/>
+          <w:szCs w:val="28"/>
         </w:rPr>
       </w:pPr>
       <w:r>
@@ -328,9 +326,9 @@
           <w:b w:val="false"/>
           <w:b w:val="false"/>
           <w:bCs w:val="false"/>
-          <w:sz w:val="32"/>
-          <w:sz w:val="32"/>
-          <w:szCs w:val="32"/>
+          <w:sz w:val="28"/>
+          <w:sz w:val="28"/>
+          <w:szCs w:val="28"/>
         </w:rPr>
         <w:t>ขอแสดงความนับถือ</w:t>
       </w:r>
@@ -344,15 +342,17 @@
           <w:b w:val="false"/>
           <w:b w:val="false"/>
           <w:bCs w:val="false"/>
-        </w:rPr>
-      </w:pPr>
-      <w:r>
-        <w:rPr>
-          <w:rFonts w:eastAsia="TH Sarabun New" w:cs="TH Sarabun New" w:ascii="TH Sarabun New" w:hAnsi="TH Sarabun New"/>
-          <w:b w:val="false"/>
-          <w:bCs w:val="false"/>
-          <w:sz w:val="32"/>
-          <w:szCs w:val="32"/>
+          <w:sz w:val="28"/>
+          <w:szCs w:val="28"/>
+        </w:rPr>
+      </w:pPr>
+      <w:r>
+        <w:rPr>
+          <w:rFonts w:eastAsia="TH Sarabun New" w:cs="TH Sarabun New" w:ascii="TH Sarabun New" w:hAnsi="TH Sarabun New"/>
+          <w:b w:val="false"/>
+          <w:bCs w:val="false"/>
+          <w:sz w:val="28"/>
+          <w:szCs w:val="28"/>
         </w:rPr>
         <w:t>({signer_name})</w:t>
       </w:r>
@@ -366,15 +366,17 @@
           <w:b w:val="false"/>
           <w:b w:val="false"/>
           <w:bCs w:val="false"/>
-        </w:rPr>
-      </w:pPr>
-      <w:r>
-        <w:rPr>
-          <w:rFonts w:eastAsia="TH Sarabun New" w:cs="TH Sarabun New" w:ascii="TH Sarabun New" w:hAnsi="TH Sarabun New"/>
-          <w:b w:val="false"/>
-          <w:bCs w:val="false"/>
-          <w:sz w:val="32"/>
-          <w:szCs w:val="32"/>
+          <w:sz w:val="28"/>
+          <w:szCs w:val="28"/>
+        </w:rPr>
+      </w:pPr>
+      <w:r>
+        <w:rPr>
+          <w:rFonts w:eastAsia="TH Sarabun New" w:cs="TH Sarabun New" w:ascii="TH Sarabun New" w:hAnsi="TH Sarabun New"/>
+          <w:b w:val="false"/>
+          <w:bCs w:val="false"/>
+          <w:sz w:val="28"/>
+          <w:szCs w:val="28"/>
         </w:rPr>
         <w:t>{signer_position}</w:t>
       </w:r>
@@ -388,15 +390,17 @@
           <w:b w:val="false"/>
           <w:b w:val="false"/>
           <w:bCs w:val="false"/>
-        </w:rPr>
-      </w:pPr>
-      <w:r>
-        <w:rPr>
-          <w:rFonts w:eastAsia="TH Sarabun New" w:cs="TH Sarabun New" w:ascii="TH Sarabun New" w:hAnsi="TH Sarabun New"/>
-          <w:b w:val="false"/>
-          <w:bCs w:val="false"/>
-          <w:sz w:val="32"/>
-          <w:szCs w:val="32"/>
+          <w:sz w:val="28"/>
+          <w:szCs w:val="28"/>
+        </w:rPr>
+      </w:pPr>
+      <w:r>
+        <w:rPr>
+          <w:rFonts w:eastAsia="TH Sarabun New" w:cs="TH Sarabun New" w:ascii="TH Sarabun New" w:hAnsi="TH Sarabun New"/>
+          <w:b w:val="false"/>
+          <w:bCs w:val="false"/>
+          <w:sz w:val="28"/>
+          <w:szCs w:val="28"/>
         </w:rPr>
         <w:t>{signer_phone_line}</w:t>
       </w:r>
@@ -404,44 +408,22 @@
     <w:p>
       <w:pPr>
         <w:pStyle w:val="Normal"/>
-        <w:spacing w:lineRule="exact" w:line="403" w:before="0" w:after="240"/>
-        <w:jc w:val="center"/>
-        <w:rPr>
-          <w:rFonts w:eastAsia="TH Sarabun New" w:cs="TH Sarabun New"/>
-          <w:b w:val="false"/>
-          <w:b w:val="false"/>
-          <w:bCs w:val="false"/>
-        </w:rPr>
-      </w:pPr>
-      <w:r>
-        <w:rPr>
-          <w:rFonts w:eastAsia="TH Sarabun New" w:cs="TH Sarabun New"/>
-          <w:b w:val="false"/>
-          <w:bCs w:val="false"/>
-        </w:rPr>
-      </w:r>
-    </w:p>
-    <w:p>
-      <w:pPr>
-        <w:pStyle w:val="Normal"/>
         <w:spacing w:lineRule="exact" w:line="403" w:before="0" w:after="0"/>
         <w:jc w:val="left"/>
         <w:rPr>
-          <w:b/>
+          <w:sz w:val="28"/>
+          <w:szCs w:val="28"/>
+        </w:rPr>
+      </w:pPr>
+      <w:r>
+        <w:rPr>
+          <w:rFonts w:eastAsia="TH Sarabun New" w:cs="TH Sarabun New" w:ascii="TH Sarabun New" w:hAnsi="TH Sarabun New"/>
           <w:b/>
           <w:bCs/>
-          <w:sz w:val="32"/>
-          <w:szCs w:val="32"/>
-        </w:rPr>
-      </w:pPr>
-      <w:r>
-        <w:rPr>
-          <w:rFonts w:eastAsia="TH Sarabun New" w:cs="TH Sarabun New" w:ascii="TH Sarabun New" w:hAnsi="TH Sarabun New"/>
-          <w:b/>
-          <w:bCs/>
-          <w:sz w:val="32"/>
-          <w:szCs w:val="32"/>
-        </w:rPr>
+          <w:sz w:val="28"/>
+          <w:szCs w:val="28"/>
+        </w:rPr>
+        <w:br/>
         <w:t>{org_name}</w:t>
       </w:r>
     </w:p>
@@ -451,8 +433,8 @@
         <w:spacing w:lineRule="exact" w:line="403" w:before="0" w:after="0"/>
         <w:jc w:val="left"/>
         <w:rPr>
-          <w:sz w:val="32"/>
-          <w:szCs w:val="32"/>
+          <w:sz w:val="28"/>
+          <w:szCs w:val="28"/>
         </w:rPr>
       </w:pPr>
       <w:r>
@@ -460,9 +442,9 @@
           <w:rFonts w:ascii="TH Sarabun New" w:hAnsi="TH Sarabun New" w:eastAsia="TH Sarabun New" w:cs="TH Sarabun New"/>
           <w:b w:val="false"/>
           <w:b w:val="false"/>
-          <w:sz w:val="32"/>
-          <w:sz w:val="32"/>
-          <w:szCs w:val="32"/>
+          <w:sz w:val="28"/>
+          <w:sz w:val="28"/>
+          <w:szCs w:val="28"/>
         </w:rPr>
         <w:t xml:space="preserve">ผู้ประสานงาน </w:t>
       </w:r>
@@ -470,8 +452,8 @@
         <w:rPr>
           <w:rFonts w:eastAsia="TH Sarabun New" w:cs="TH Sarabun New" w:ascii="TH Sarabun New" w:hAnsi="TH Sarabun New"/>
           <w:b w:val="false"/>
-          <w:sz w:val="32"/>
-          <w:szCs w:val="32"/>
+          <w:sz w:val="28"/>
+          <w:szCs w:val="28"/>
         </w:rPr>
         <w:t>{coordinator_name}</w:t>
       </w:r>
@@ -482,9 +464,8 @@
         <w:spacing w:lineRule="exact" w:line="403" w:before="0" w:after="0"/>
         <w:jc w:val="left"/>
         <w:rPr>
-          <w:rFonts w:ascii="TH Sarabun New" w:hAnsi="TH Sarabun New" w:cs="TH Sarabun New"/>
-          <w:sz w:val="32"/>
-          <w:szCs w:val="32"/>
+          <w:sz w:val="28"/>
+          <w:szCs w:val="28"/>
         </w:rPr>
       </w:pPr>
       <w:r>
@@ -493,9 +474,9 @@
           <w:b w:val="false"/>
           <w:b w:val="false"/>
           <w:bCs w:val="false"/>
-          <w:sz w:val="32"/>
-          <w:sz w:val="32"/>
-          <w:szCs w:val="32"/>
+          <w:sz w:val="28"/>
+          <w:sz w:val="28"/>
+          <w:szCs w:val="28"/>
         </w:rPr>
         <w:t xml:space="preserve">โทร </w:t>
       </w:r>
@@ -504,8 +485,8 @@
           <w:rFonts w:eastAsia="TH Sarabun New" w:cs="TH Sarabun New" w:ascii="TH Sarabun New" w:hAnsi="TH Sarabun New"/>
           <w:b w:val="false"/>
           <w:bCs w:val="false"/>
-          <w:sz w:val="32"/>
-          <w:szCs w:val="32"/>
+          <w:sz w:val="28"/>
+          <w:szCs w:val="28"/>
         </w:rPr>
         <w:t>{coordinator_phone}</w:t>
       </w:r>
